--- a/lecNote/03_JavaScript/0519.ch01_개요.docx
+++ b/lecNote/03_JavaScript/0519.ch01_개요.docx
@@ -1,6 +1,6 @@
 
 <file path=word/document.xml><?xml version="1.0" encoding="utf-8"?>
-<w:document xmlns:wpc="http://schemas.microsoft.com/office/word/2010/wordprocessingCanvas" xmlns:cx="http://schemas.microsoft.com/office/drawing/2014/chartex" xmlns:mc="http://schemas.openxmlformats.org/markup-compatibility/2006" xmlns:o="urn:schemas-microsoft-com:office:office" xmlns:r="http://schemas.openxmlformats.org/officeDocument/2006/relationships" xmlns:m="http://schemas.openxmlformats.org/officeDocument/2006/math" xmlns:v="urn:schemas-microsoft-com:vml" xmlns:wp14="http://schemas.microsoft.com/office/word/2010/wordprocessingDrawing" xmlns:wp="http://schemas.openxmlformats.org/drawingml/2006/wordprocessingDrawing" xmlns:w10="urn:schemas-microsoft-com:office:word" xmlns:w="http://schemas.openxmlformats.org/wordprocessingml/2006/main" xmlns:w14="http://schemas.microsoft.com/office/word/2010/wordml" xmlns:w15="http://schemas.microsoft.com/office/word/2012/wordml" xmlns:w16se="http://schemas.microsoft.com/office/word/2015/wordml/symex" xmlns:wpg="http://schemas.microsoft.com/office/word/2010/wordprocessingGroup" xmlns:wpi="http://schemas.microsoft.com/office/word/2010/wordprocessingInk" xmlns:wne="http://schemas.microsoft.com/office/word/2006/wordml" xmlns:wps="http://schemas.microsoft.com/office/word/2010/wordprocessingShape" mc:Ignorable="w14 w15 w16se wp14">
+<w:document xmlns:wpc="http://schemas.microsoft.com/office/word/2010/wordprocessingCanvas" xmlns:cx="http://schemas.microsoft.com/office/drawing/2014/chartex" xmlns:cx1="http://schemas.microsoft.com/office/drawing/2015/9/8/chartex" xmlns:cx2="http://schemas.microsoft.com/office/drawing/2015/10/21/chartex" xmlns:cx3="http://schemas.microsoft.com/office/drawing/2016/5/9/chartex" xmlns:cx4="http://schemas.microsoft.com/office/drawing/2016/5/10/chartex" xmlns:cx5="http://schemas.microsoft.com/office/drawing/2016/5/11/chartex" xmlns:cx6="http://schemas.microsoft.com/office/drawing/2016/5/12/chartex" xmlns:cx7="http://schemas.microsoft.com/office/drawing/2016/5/13/chartex" xmlns:cx8="http://schemas.microsoft.com/office/drawing/2016/5/14/chartex" xmlns:mc="http://schemas.openxmlformats.org/markup-compatibility/2006" xmlns:aink="http://schemas.microsoft.com/office/drawing/2016/ink" xmlns:am3d="http://schemas.microsoft.com/office/drawing/2017/model3d" xmlns:o="urn:schemas-microsoft-com:office:office" xmlns:oel="http://schemas.microsoft.com/office/2019/extlst" xmlns:r="http://schemas.openxmlformats.org/officeDocument/2006/relationships" xmlns:m="http://schemas.openxmlformats.org/officeDocument/2006/math" xmlns:v="urn:schemas-microsoft-com:vml" xmlns:wp14="http://schemas.microsoft.com/office/word/2010/wordprocessingDrawing" xmlns:wp="http://schemas.openxmlformats.org/drawingml/2006/wordprocessingDrawing" xmlns:w10="urn:schemas-microsoft-com:office:word" xmlns:w="http://schemas.openxmlformats.org/wordprocessingml/2006/main" xmlns:w14="http://schemas.microsoft.com/office/word/2010/wordml" xmlns:w15="http://schemas.microsoft.com/office/word/2012/wordml" xmlns:w16cex="http://schemas.microsoft.com/office/word/2018/wordml/cex" xmlns:w16cid="http://schemas.microsoft.com/office/word/2016/wordml/cid" xmlns:w16="http://schemas.microsoft.com/office/word/2018/wordml" xmlns:w16du="http://schemas.microsoft.com/office/word/2023/wordml/word16du" xmlns:w16sdtdh="http://schemas.microsoft.com/office/word/2020/wordml/sdtdatahash" xmlns:w16sdtfl="http://schemas.microsoft.com/office/word/2024/wordml/sdtformatlock" xmlns:w16se="http://schemas.microsoft.com/office/word/2015/wordml/symex" xmlns:wpg="http://schemas.microsoft.com/office/word/2010/wordprocessingGroup" xmlns:wpi="http://schemas.microsoft.com/office/word/2010/wordprocessingInk" xmlns:wne="http://schemas.microsoft.com/office/word/2006/wordml" xmlns:wps="http://schemas.microsoft.com/office/word/2010/wordprocessingShape" mc:Ignorable="w14 w15 w16se w16cid w16 w16cex w16sdtdh w16sdtfl w16du wp14">
   <w:body>
     <w:p>
       <w:pPr>
@@ -12,6 +12,7 @@
           <w:szCs w:val="36"/>
         </w:rPr>
       </w:pPr>
+      <w:proofErr w:type="spellStart"/>
       <w:r>
         <w:rPr>
           <w:rFonts w:ascii="HY헤드라인M" w:eastAsia="HY헤드라인M" w:hint="eastAsia"/>
@@ -19,19 +20,31 @@
           <w:sz w:val="36"/>
           <w:szCs w:val="36"/>
         </w:rPr>
-        <w:t>ch 01. 개요</w:t>
+        <w:t>ch</w:t>
+      </w:r>
+      <w:proofErr w:type="spellEnd"/>
+      <w:r>
+        <w:rPr>
+          <w:rFonts w:ascii="HY헤드라인M" w:eastAsia="HY헤드라인M" w:hint="eastAsia"/>
+          <w:b/>
+          <w:sz w:val="36"/>
+          <w:szCs w:val="36"/>
+        </w:rPr>
+        <w:t xml:space="preserve"> 01. 개요</w:t>
       </w:r>
     </w:p>
     <w:p>
       <w:pPr>
         <w:spacing w:after="0"/>
       </w:pPr>
+      <w:proofErr w:type="gramStart"/>
       <w:r>
         <w:rPr>
           <w:rFonts w:hint="eastAsia"/>
         </w:rPr>
         <w:t>튜토리얼 :</w:t>
       </w:r>
+      <w:proofErr w:type="gramEnd"/>
       <w:r>
         <w:t xml:space="preserve"> </w:t>
       </w:r>
@@ -107,8 +120,6 @@
         </w:rPr>
         <w:t>h</w:t>
       </w:r>
-      <w:bookmarkStart w:id="0" w:name="_GoBack"/>
-      <w:bookmarkEnd w:id="0"/>
       <w:r>
         <w:t>ttps://www.w3schools.com</w:t>
       </w:r>
@@ -140,11 +151,33 @@
         <w:spacing w:after="0"/>
         <w:ind w:leftChars="200" w:left="1120"/>
       </w:pPr>
+      <w:proofErr w:type="spellStart"/>
       <w:r>
         <w:rPr>
           <w:rFonts w:hint="eastAsia"/>
         </w:rPr>
-        <w:t>넷스케이프사에서 모카라는 이름으로 시작</w:t>
+        <w:t>넷스케이프사에서</w:t>
+      </w:r>
+      <w:proofErr w:type="spellEnd"/>
+      <w:r>
+        <w:rPr>
+          <w:rFonts w:hint="eastAsia"/>
+        </w:rPr>
+        <w:t xml:space="preserve"> </w:t>
+      </w:r>
+      <w:proofErr w:type="spellStart"/>
+      <w:r>
+        <w:rPr>
+          <w:rFonts w:hint="eastAsia"/>
+        </w:rPr>
+        <w:t>모카라는</w:t>
+      </w:r>
+      <w:proofErr w:type="spellEnd"/>
+      <w:r>
+        <w:rPr>
+          <w:rFonts w:hint="eastAsia"/>
+        </w:rPr>
+        <w:t xml:space="preserve"> 이름으로 시작</w:t>
       </w:r>
     </w:p>
     <w:p>
@@ -163,11 +196,19 @@
         </w:rPr>
         <w:t xml:space="preserve">이후 </w:t>
       </w:r>
+      <w:proofErr w:type="spellStart"/>
       <w:r>
         <w:rPr>
           <w:rFonts w:hint="eastAsia"/>
         </w:rPr>
-        <w:t>썬마이크로시스템에서 개발한 자바 프로그래밍 언어와 이름을 같게 하는 마케팅 조약을 채결했을 뿐 자바와 완전히 다른 프로그래밍 언어.</w:t>
+        <w:t>썬마이크로시스템에서</w:t>
+      </w:r>
+      <w:proofErr w:type="spellEnd"/>
+      <w:r>
+        <w:rPr>
+          <w:rFonts w:hint="eastAsia"/>
+        </w:rPr>
+        <w:t xml:space="preserve"> 개발한 자바 프로그래밍 언어와 이름을 같게 하는 마케팅 조약을 채결했을 뿐 자바와 완전히 다른 프로그래밍 언어.</w:t>
       </w:r>
     </w:p>
     <w:p>
@@ -233,12 +274,26 @@
         <w:rPr>
           <w:rFonts w:hint="eastAsia"/>
         </w:rPr>
-        <w:t>자바 스크립트가 나오고부터 웹</w:t>
-      </w:r>
+        <w:t xml:space="preserve">자바 스크립트가 </w:t>
+      </w:r>
+      <w:proofErr w:type="spellStart"/>
       <w:r>
         <w:rPr>
           <w:rFonts w:hint="eastAsia"/>
         </w:rPr>
+        <w:t>나오고부터</w:t>
+      </w:r>
+      <w:proofErr w:type="spellEnd"/>
+      <w:r>
+        <w:rPr>
+          <w:rFonts w:hint="eastAsia"/>
+        </w:rPr>
+        <w:t xml:space="preserve"> 웹</w:t>
+      </w:r>
+      <w:r>
+        <w:rPr>
+          <w:rFonts w:hint="eastAsia"/>
+        </w:rPr>
         <w:t xml:space="preserve"> </w:t>
       </w:r>
       <w:r>
@@ -269,7 +324,19 @@
         <w:rPr>
           <w:rFonts w:hint="eastAsia"/>
         </w:rPr>
-        <w:t>에 종족되어 동적인 페이지 구현을 한다.</w:t>
+        <w:t>에 종</w:t>
+      </w:r>
+      <w:r>
+        <w:rPr>
+          <w:rFonts w:hint="eastAsia"/>
+        </w:rPr>
+        <w:t>속</w:t>
+      </w:r>
+      <w:r>
+        <w:rPr>
+          <w:rFonts w:hint="eastAsia"/>
+        </w:rPr>
+        <w:t>되어 동적인 페이지 구현을 한다.</w:t>
       </w:r>
     </w:p>
     <w:p>
@@ -441,7 +508,29 @@
           <w:sz w:val="19"/>
           <w:szCs w:val="19"/>
         </w:rPr>
-        <w:t>="en"</w:t>
+        <w:t>="</w:t>
+      </w:r>
+      <w:proofErr w:type="spellStart"/>
+      <w:r>
+        <w:rPr>
+          <w:rFonts w:ascii="돋움체" w:eastAsia="돋움체" w:cs="돋움체"/>
+          <w:color w:val="0000FF"/>
+          <w:kern w:val="0"/>
+          <w:sz w:val="19"/>
+          <w:szCs w:val="19"/>
+        </w:rPr>
+        <w:t>en</w:t>
+      </w:r>
+      <w:proofErr w:type="spellEnd"/>
+      <w:r>
+        <w:rPr>
+          <w:rFonts w:ascii="돋움체" w:eastAsia="돋움체" w:cs="돋움체"/>
+          <w:color w:val="0000FF"/>
+          <w:kern w:val="0"/>
+          <w:sz w:val="19"/>
+          <w:szCs w:val="19"/>
+        </w:rPr>
+        <w:t>"</w:t>
       </w:r>
       <w:r>
         <w:rPr>
@@ -453,6 +542,7 @@
         </w:rPr>
         <w:t xml:space="preserve"> </w:t>
       </w:r>
+      <w:proofErr w:type="spellStart"/>
       <w:r>
         <w:rPr>
           <w:rFonts w:ascii="돋움체" w:eastAsia="돋움체" w:cs="돋움체"/>
@@ -463,6 +553,7 @@
         </w:rPr>
         <w:t>xmlns</w:t>
       </w:r>
+      <w:proofErr w:type="spellEnd"/>
       <w:r>
         <w:rPr>
           <w:rFonts w:ascii="돋움체" w:eastAsia="돋움체" w:cs="돋움체"/>
@@ -771,7 +862,31 @@
           <w:sz w:val="19"/>
           <w:szCs w:val="19"/>
         </w:rPr>
-        <w:t xml:space="preserve">    document.write(</w:t>
+        <w:t xml:space="preserve">    </w:t>
+      </w:r>
+      <w:proofErr w:type="spellStart"/>
+      <w:proofErr w:type="gramStart"/>
+      <w:r>
+        <w:rPr>
+          <w:rFonts w:ascii="돋움체" w:eastAsia="돋움체" w:cs="돋움체"/>
+          <w:color w:val="000000"/>
+          <w:kern w:val="0"/>
+          <w:sz w:val="19"/>
+          <w:szCs w:val="19"/>
+        </w:rPr>
+        <w:t>document.write</w:t>
+      </w:r>
+      <w:proofErr w:type="spellEnd"/>
+      <w:proofErr w:type="gramEnd"/>
+      <w:r>
+        <w:rPr>
+          <w:rFonts w:ascii="돋움체" w:eastAsia="돋움체" w:cs="돋움체"/>
+          <w:color w:val="000000"/>
+          <w:kern w:val="0"/>
+          <w:sz w:val="19"/>
+          <w:szCs w:val="19"/>
+        </w:rPr>
+        <w:t>(</w:t>
       </w:r>
       <w:r>
         <w:rPr>
@@ -803,6 +918,7 @@
         </w:rPr>
         <w:t xml:space="preserve"> </w:t>
       </w:r>
+      <w:proofErr w:type="spellStart"/>
       <w:r>
         <w:rPr>
           <w:rFonts w:ascii="돋움체" w:eastAsia="돋움체" w:cs="돋움체" w:hint="eastAsia"/>
@@ -813,6 +929,7 @@
         </w:rPr>
         <w:t>메세지</w:t>
       </w:r>
+      <w:proofErr w:type="spellEnd"/>
       <w:r>
         <w:rPr>
           <w:rFonts w:ascii="돋움체" w:eastAsia="돋움체" w:cs="돋움체"/>
@@ -1057,6 +1174,7 @@
         </w:rPr>
         <w:t xml:space="preserve"> </w:t>
       </w:r>
+      <w:proofErr w:type="spellStart"/>
       <w:r>
         <w:rPr>
           <w:rFonts w:ascii="돋움체" w:eastAsia="돋움체" w:cs="돋움체" w:hint="eastAsia"/>
@@ -1067,6 +1185,7 @@
         </w:rPr>
         <w:t>메세지</w:t>
       </w:r>
+      <w:proofErr w:type="spellEnd"/>
       <w:r>
         <w:rPr>
           <w:rFonts w:ascii="돋움체" w:eastAsia="돋움체" w:cs="돋움체"/>
@@ -1153,15 +1272,29 @@
         </w:rPr>
         <w:t>&gt;</w:t>
       </w:r>
-      <w:r>
-        <w:rPr>
-          <w:rFonts w:ascii="돋움체" w:eastAsia="돋움체" w:cs="돋움체"/>
-          <w:color w:val="000000"/>
-          <w:kern w:val="0"/>
-          <w:sz w:val="19"/>
-          <w:szCs w:val="19"/>
-        </w:rPr>
-        <w:t>document.write(</w:t>
+      <w:proofErr w:type="spellStart"/>
+      <w:proofErr w:type="gramStart"/>
+      <w:r>
+        <w:rPr>
+          <w:rFonts w:ascii="돋움체" w:eastAsia="돋움체" w:cs="돋움체"/>
+          <w:color w:val="000000"/>
+          <w:kern w:val="0"/>
+          <w:sz w:val="19"/>
+          <w:szCs w:val="19"/>
+        </w:rPr>
+        <w:t>document.write</w:t>
+      </w:r>
+      <w:proofErr w:type="spellEnd"/>
+      <w:proofErr w:type="gramEnd"/>
+      <w:r>
+        <w:rPr>
+          <w:rFonts w:ascii="돋움체" w:eastAsia="돋움체" w:cs="돋움체"/>
+          <w:color w:val="000000"/>
+          <w:kern w:val="0"/>
+          <w:sz w:val="19"/>
+          <w:szCs w:val="19"/>
+        </w:rPr>
+        <w:t>(</w:t>
       </w:r>
       <w:r>
         <w:rPr>
@@ -1173,6 +1306,7 @@
         </w:rPr>
         <w:t>"&lt;h2&gt;</w:t>
       </w:r>
+      <w:proofErr w:type="spellStart"/>
       <w:r>
         <w:rPr>
           <w:rFonts w:ascii="돋움체" w:eastAsia="돋움체" w:cs="돋움체" w:hint="eastAsia"/>
@@ -1183,6 +1317,7 @@
         </w:rPr>
         <w:t>세번째메세지</w:t>
       </w:r>
+      <w:proofErr w:type="spellEnd"/>
       <w:r>
         <w:rPr>
           <w:rFonts w:ascii="돋움체" w:eastAsia="돋움체" w:cs="돋움체"/>
@@ -1309,6 +1444,7 @@
         </w:rPr>
         <w:t xml:space="preserve"> </w:t>
       </w:r>
+      <w:proofErr w:type="spellStart"/>
       <w:r>
         <w:rPr>
           <w:rFonts w:ascii="돋움체" w:eastAsia="돋움체" w:cs="돋움체" w:hint="eastAsia"/>
@@ -1319,6 +1455,7 @@
         </w:rPr>
         <w:t>메세지</w:t>
       </w:r>
+      <w:proofErr w:type="spellEnd"/>
       <w:r>
         <w:rPr>
           <w:rFonts w:ascii="돋움체" w:eastAsia="돋움체" w:cs="돋움체"/>
@@ -1405,15 +1542,29 @@
         </w:rPr>
         <w:t>&gt;</w:t>
       </w:r>
-      <w:r>
-        <w:rPr>
-          <w:rFonts w:ascii="돋움체" w:eastAsia="돋움체" w:cs="돋움체"/>
-          <w:color w:val="000000"/>
-          <w:kern w:val="0"/>
-          <w:sz w:val="19"/>
-          <w:szCs w:val="19"/>
-        </w:rPr>
-        <w:t>document.write(</w:t>
+      <w:proofErr w:type="spellStart"/>
+      <w:proofErr w:type="gramStart"/>
+      <w:r>
+        <w:rPr>
+          <w:rFonts w:ascii="돋움체" w:eastAsia="돋움체" w:cs="돋움체"/>
+          <w:color w:val="000000"/>
+          <w:kern w:val="0"/>
+          <w:sz w:val="19"/>
+          <w:szCs w:val="19"/>
+        </w:rPr>
+        <w:t>document.write</w:t>
+      </w:r>
+      <w:proofErr w:type="spellEnd"/>
+      <w:proofErr w:type="gramEnd"/>
+      <w:r>
+        <w:rPr>
+          <w:rFonts w:ascii="돋움체" w:eastAsia="돋움체" w:cs="돋움체"/>
+          <w:color w:val="000000"/>
+          <w:kern w:val="0"/>
+          <w:sz w:val="19"/>
+          <w:szCs w:val="19"/>
+        </w:rPr>
+        <w:t>(</w:t>
       </w:r>
       <w:r>
         <w:rPr>
@@ -1425,6 +1576,7 @@
         </w:rPr>
         <w:t>"&lt;h2&gt;</w:t>
       </w:r>
+      <w:proofErr w:type="spellStart"/>
       <w:r>
         <w:rPr>
           <w:rFonts w:ascii="돋움체" w:eastAsia="돋움체" w:cs="돋움체" w:hint="eastAsia"/>
@@ -1435,6 +1587,7 @@
         </w:rPr>
         <w:t>다섯번째메세지</w:t>
       </w:r>
+      <w:proofErr w:type="spellEnd"/>
       <w:r>
         <w:rPr>
           <w:rFonts w:ascii="돋움체" w:eastAsia="돋움체" w:cs="돋움체"/>
@@ -1541,6 +1694,7 @@
         </w:rPr>
         <w:t>&gt;</w:t>
       </w:r>
+      <w:proofErr w:type="spellStart"/>
       <w:r>
         <w:rPr>
           <w:rFonts w:ascii="돋움체" w:eastAsia="돋움체" w:cs="돋움체" w:hint="eastAsia"/>
@@ -1551,6 +1705,7 @@
         </w:rPr>
         <w:t>여섯번째</w:t>
       </w:r>
+      <w:proofErr w:type="spellEnd"/>
       <w:r>
         <w:rPr>
           <w:rFonts w:ascii="돋움체" w:eastAsia="돋움체" w:cs="돋움체"/>
@@ -1561,6 +1716,7 @@
         </w:rPr>
         <w:t xml:space="preserve"> </w:t>
       </w:r>
+      <w:proofErr w:type="spellStart"/>
       <w:r>
         <w:rPr>
           <w:rFonts w:ascii="돋움체" w:eastAsia="돋움체" w:cs="돋움체" w:hint="eastAsia"/>
@@ -1571,6 +1727,7 @@
         </w:rPr>
         <w:t>메세지</w:t>
       </w:r>
+      <w:proofErr w:type="spellEnd"/>
       <w:r>
         <w:rPr>
           <w:rFonts w:ascii="돋움체" w:eastAsia="돋움체" w:cs="돋움체"/>
@@ -1729,15 +1886,29 @@
         </w:rPr>
         <w:t>&gt;</w:t>
       </w:r>
-      <w:r>
-        <w:rPr>
-          <w:rFonts w:ascii="돋움체" w:eastAsia="돋움체" w:cs="돋움체"/>
-          <w:color w:val="000000"/>
-          <w:kern w:val="0"/>
-          <w:sz w:val="19"/>
-          <w:szCs w:val="19"/>
-        </w:rPr>
-        <w:t>document.write(</w:t>
+      <w:proofErr w:type="spellStart"/>
+      <w:proofErr w:type="gramStart"/>
+      <w:r>
+        <w:rPr>
+          <w:rFonts w:ascii="돋움체" w:eastAsia="돋움체" w:cs="돋움체"/>
+          <w:color w:val="000000"/>
+          <w:kern w:val="0"/>
+          <w:sz w:val="19"/>
+          <w:szCs w:val="19"/>
+        </w:rPr>
+        <w:t>document.write</w:t>
+      </w:r>
+      <w:proofErr w:type="spellEnd"/>
+      <w:proofErr w:type="gramEnd"/>
+      <w:r>
+        <w:rPr>
+          <w:rFonts w:ascii="돋움체" w:eastAsia="돋움체" w:cs="돋움체"/>
+          <w:color w:val="000000"/>
+          <w:kern w:val="0"/>
+          <w:sz w:val="19"/>
+          <w:szCs w:val="19"/>
+        </w:rPr>
+        <w:t>(</w:t>
       </w:r>
       <w:r>
         <w:rPr>
@@ -1749,6 +1920,7 @@
         </w:rPr>
         <w:t>"&lt;h2&gt;</w:t>
       </w:r>
+      <w:proofErr w:type="spellStart"/>
       <w:r>
         <w:rPr>
           <w:rFonts w:ascii="돋움체" w:eastAsia="돋움체" w:cs="돋움체" w:hint="eastAsia"/>
@@ -1759,6 +1931,7 @@
         </w:rPr>
         <w:t>일곱번째메세지</w:t>
       </w:r>
+      <w:proofErr w:type="spellEnd"/>
       <w:r>
         <w:rPr>
           <w:rFonts w:ascii="돋움체" w:eastAsia="돋움체" w:cs="돋움체"/>
@@ -1890,7 +2063,29 @@
           <w:sz w:val="19"/>
           <w:szCs w:val="19"/>
         </w:rPr>
-        <w:t>="en"</w:t>
+        <w:t>="</w:t>
+      </w:r>
+      <w:proofErr w:type="spellStart"/>
+      <w:r>
+        <w:rPr>
+          <w:rFonts w:ascii="돋움체" w:hAnsi="돋움체" w:cs="돋움체"/>
+          <w:color w:val="0000FF"/>
+          <w:kern w:val="0"/>
+          <w:sz w:val="19"/>
+          <w:szCs w:val="19"/>
+        </w:rPr>
+        <w:t>en</w:t>
+      </w:r>
+      <w:proofErr w:type="spellEnd"/>
+      <w:r>
+        <w:rPr>
+          <w:rFonts w:ascii="돋움체" w:hAnsi="돋움체" w:cs="돋움체"/>
+          <w:color w:val="0000FF"/>
+          <w:kern w:val="0"/>
+          <w:sz w:val="19"/>
+          <w:szCs w:val="19"/>
+        </w:rPr>
+        <w:t>"</w:t>
       </w:r>
       <w:r>
         <w:rPr>
@@ -1902,6 +2097,7 @@
         </w:rPr>
         <w:t xml:space="preserve"> </w:t>
       </w:r>
+      <w:proofErr w:type="spellStart"/>
       <w:r>
         <w:rPr>
           <w:rFonts w:ascii="돋움체" w:hAnsi="돋움체" w:cs="돋움체"/>
@@ -1912,6 +2108,7 @@
         </w:rPr>
         <w:t>xmlns</w:t>
       </w:r>
+      <w:proofErr w:type="spellEnd"/>
       <w:r>
         <w:rPr>
           <w:rFonts w:ascii="돋움체" w:hAnsi="돋움체" w:cs="돋움체"/>
@@ -2220,7 +2417,31 @@
           <w:sz w:val="19"/>
           <w:szCs w:val="19"/>
         </w:rPr>
-        <w:t xml:space="preserve">    document.write(</w:t>
+        <w:t xml:space="preserve">    </w:t>
+      </w:r>
+      <w:proofErr w:type="spellStart"/>
+      <w:proofErr w:type="gramStart"/>
+      <w:r>
+        <w:rPr>
+          <w:rFonts w:ascii="돋움체" w:hAnsi="돋움체" w:cs="돋움체"/>
+          <w:color w:val="000000"/>
+          <w:kern w:val="0"/>
+          <w:sz w:val="19"/>
+          <w:szCs w:val="19"/>
+        </w:rPr>
+        <w:t>document.write</w:t>
+      </w:r>
+      <w:proofErr w:type="spellEnd"/>
+      <w:proofErr w:type="gramEnd"/>
+      <w:r>
+        <w:rPr>
+          <w:rFonts w:ascii="돋움체" w:hAnsi="돋움체" w:cs="돋움체"/>
+          <w:color w:val="000000"/>
+          <w:kern w:val="0"/>
+          <w:sz w:val="19"/>
+          <w:szCs w:val="19"/>
+        </w:rPr>
+        <w:t>(</w:t>
       </w:r>
       <w:r>
         <w:rPr>
@@ -2637,7 +2858,29 @@
           <w:sz w:val="19"/>
           <w:szCs w:val="19"/>
         </w:rPr>
-        <w:t xml:space="preserve">    document.body.innerHTML += </w:t>
+        <w:t xml:space="preserve">    </w:t>
+      </w:r>
+      <w:proofErr w:type="spellStart"/>
+      <w:r>
+        <w:rPr>
+          <w:rFonts w:ascii="돋움체" w:hAnsi="돋움체" w:cs="돋움체"/>
+          <w:color w:val="000000"/>
+          <w:kern w:val="0"/>
+          <w:sz w:val="19"/>
+          <w:szCs w:val="19"/>
+        </w:rPr>
+        <w:t>document.body.innerHTML</w:t>
+      </w:r>
+      <w:proofErr w:type="spellEnd"/>
+      <w:r>
+        <w:rPr>
+          <w:rFonts w:ascii="돋움체" w:hAnsi="돋움체" w:cs="돋움체"/>
+          <w:color w:val="000000"/>
+          <w:kern w:val="0"/>
+          <w:sz w:val="19"/>
+          <w:szCs w:val="19"/>
+        </w:rPr>
+        <w:t xml:space="preserve"> += </w:t>
       </w:r>
       <w:r>
         <w:rPr>
@@ -2851,6 +3094,7 @@
         </w:rPr>
         <w:t xml:space="preserve"> </w:t>
       </w:r>
+      <w:proofErr w:type="spellStart"/>
       <w:r>
         <w:rPr>
           <w:rFonts w:ascii="돋움체" w:hAnsi="돋움체" w:cs="돋움체"/>
@@ -2861,6 +3105,7 @@
         </w:rPr>
         <w:t>메세지</w:t>
       </w:r>
+      <w:proofErr w:type="spellEnd"/>
       <w:r>
         <w:rPr>
           <w:rFonts w:ascii="돋움체" w:hAnsi="돋움체" w:cs="돋움체"/>
@@ -3047,6 +3292,7 @@
         </w:rPr>
         <w:t xml:space="preserve"> </w:t>
       </w:r>
+      <w:proofErr w:type="spellStart"/>
       <w:r>
         <w:rPr>
           <w:rFonts w:ascii="돋움체" w:hAnsi="돋움체" w:cs="돋움체"/>
@@ -3057,6 +3303,7 @@
         </w:rPr>
         <w:t>메세지</w:t>
       </w:r>
+      <w:proofErr w:type="spellEnd"/>
       <w:r>
         <w:rPr>
           <w:rFonts w:ascii="돋움체" w:hAnsi="돋움체" w:cs="돋움체"/>
@@ -3251,7 +3498,35 @@
         <w:rPr>
           <w:rFonts w:hint="eastAsia"/>
         </w:rPr>
-        <w:t xml:space="preserve"> 코드에 오류가 있다면 우측하단에 경고가 뜬다. 이 경고를 누르면 코드는 몇번째 코드의 몇번째 줄에서 오류가 발생했는지 확인할 수 있다.</w:t>
+        <w:t xml:space="preserve"> 코드에 오류가 있다면 우측하단에 경고가 뜬다. 이 경고를 누르면 코드는 </w:t>
+      </w:r>
+      <w:proofErr w:type="spellStart"/>
+      <w:r>
+        <w:rPr>
+          <w:rFonts w:hint="eastAsia"/>
+        </w:rPr>
+        <w:t>몇번째</w:t>
+      </w:r>
+      <w:proofErr w:type="spellEnd"/>
+      <w:r>
+        <w:rPr>
+          <w:rFonts w:hint="eastAsia"/>
+        </w:rPr>
+        <w:t xml:space="preserve"> 코드의 </w:t>
+      </w:r>
+      <w:proofErr w:type="spellStart"/>
+      <w:r>
+        <w:rPr>
+          <w:rFonts w:hint="eastAsia"/>
+        </w:rPr>
+        <w:t>몇번째</w:t>
+      </w:r>
+      <w:proofErr w:type="spellEnd"/>
+      <w:r>
+        <w:rPr>
+          <w:rFonts w:hint="eastAsia"/>
+        </w:rPr>
+        <w:t xml:space="preserve"> 줄에서 오류가 발생했는지 확인할 수 있다.</w:t>
       </w:r>
     </w:p>
     <w:p>
@@ -3383,7 +3658,29 @@
           <w:sz w:val="19"/>
           <w:szCs w:val="19"/>
         </w:rPr>
-        <w:t>="en"</w:t>
+        <w:t>="</w:t>
+      </w:r>
+      <w:proofErr w:type="spellStart"/>
+      <w:r>
+        <w:rPr>
+          <w:rFonts w:ascii="돋움체" w:eastAsia="돋움체" w:cs="돋움체"/>
+          <w:color w:val="0000FF"/>
+          <w:kern w:val="0"/>
+          <w:sz w:val="19"/>
+          <w:szCs w:val="19"/>
+        </w:rPr>
+        <w:t>en</w:t>
+      </w:r>
+      <w:proofErr w:type="spellEnd"/>
+      <w:r>
+        <w:rPr>
+          <w:rFonts w:ascii="돋움체" w:eastAsia="돋움체" w:cs="돋움체"/>
+          <w:color w:val="0000FF"/>
+          <w:kern w:val="0"/>
+          <w:sz w:val="19"/>
+          <w:szCs w:val="19"/>
+        </w:rPr>
+        <w:t>"</w:t>
       </w:r>
       <w:r>
         <w:rPr>
@@ -3395,6 +3692,7 @@
         </w:rPr>
         <w:t xml:space="preserve"> </w:t>
       </w:r>
+      <w:proofErr w:type="spellStart"/>
       <w:r>
         <w:rPr>
           <w:rFonts w:ascii="돋움체" w:eastAsia="돋움체" w:cs="돋움체"/>
@@ -3405,6 +3703,7 @@
         </w:rPr>
         <w:t>xmlns</w:t>
       </w:r>
+      <w:proofErr w:type="spellEnd"/>
       <w:r>
         <w:rPr>
           <w:rFonts w:ascii="돋움체" w:eastAsia="돋움체" w:cs="돋움체"/>
@@ -3723,7 +4022,51 @@
           <w:sz w:val="19"/>
           <w:szCs w:val="19"/>
         </w:rPr>
-        <w:t>// int i = 10; i="Hello";</w:t>
+        <w:t xml:space="preserve">// int </w:t>
+      </w:r>
+      <w:proofErr w:type="spellStart"/>
+      <w:r>
+        <w:rPr>
+          <w:rFonts w:ascii="돋움체" w:eastAsia="돋움체" w:cs="돋움체"/>
+          <w:color w:val="008000"/>
+          <w:kern w:val="0"/>
+          <w:sz w:val="19"/>
+          <w:szCs w:val="19"/>
+        </w:rPr>
+        <w:t>i</w:t>
+      </w:r>
+      <w:proofErr w:type="spellEnd"/>
+      <w:r>
+        <w:rPr>
+          <w:rFonts w:ascii="돋움체" w:eastAsia="돋움체" w:cs="돋움체"/>
+          <w:color w:val="008000"/>
+          <w:kern w:val="0"/>
+          <w:sz w:val="19"/>
+          <w:szCs w:val="19"/>
+        </w:rPr>
+        <w:t xml:space="preserve"> = 10; </w:t>
+      </w:r>
+      <w:proofErr w:type="spellStart"/>
+      <w:r>
+        <w:rPr>
+          <w:rFonts w:ascii="돋움체" w:eastAsia="돋움체" w:cs="돋움체"/>
+          <w:color w:val="008000"/>
+          <w:kern w:val="0"/>
+          <w:sz w:val="19"/>
+          <w:szCs w:val="19"/>
+        </w:rPr>
+        <w:t>i</w:t>
+      </w:r>
+      <w:proofErr w:type="spellEnd"/>
+      <w:r>
+        <w:rPr>
+          <w:rFonts w:ascii="돋움체" w:eastAsia="돋움체" w:cs="돋움체"/>
+          <w:color w:val="008000"/>
+          <w:kern w:val="0"/>
+          <w:sz w:val="19"/>
+          <w:szCs w:val="19"/>
+        </w:rPr>
+        <w:t>="Hello";</w:t>
       </w:r>
     </w:p>
     <w:p>
@@ -3769,7 +4112,29 @@
           <w:sz w:val="19"/>
           <w:szCs w:val="19"/>
         </w:rPr>
-        <w:t xml:space="preserve"> al_pha = 10;</w:t>
+        <w:t xml:space="preserve"> </w:t>
+      </w:r>
+      <w:proofErr w:type="spellStart"/>
+      <w:r>
+        <w:rPr>
+          <w:rFonts w:ascii="돋움체" w:eastAsia="돋움체" w:cs="돋움체"/>
+          <w:color w:val="000000"/>
+          <w:kern w:val="0"/>
+          <w:sz w:val="19"/>
+          <w:szCs w:val="19"/>
+        </w:rPr>
+        <w:t>al_pha</w:t>
+      </w:r>
+      <w:proofErr w:type="spellEnd"/>
+      <w:r>
+        <w:rPr>
+          <w:rFonts w:ascii="돋움체" w:eastAsia="돋움체" w:cs="돋움체"/>
+          <w:color w:val="000000"/>
+          <w:kern w:val="0"/>
+          <w:sz w:val="19"/>
+          <w:szCs w:val="19"/>
+        </w:rPr>
+        <w:t xml:space="preserve"> = 10;</w:t>
       </w:r>
     </w:p>
     <w:p>
@@ -3795,8 +4160,20 @@
           <w:sz w:val="19"/>
           <w:szCs w:val="19"/>
         </w:rPr>
-        <w:t xml:space="preserve">        alert(</w:t>
-      </w:r>
+        <w:t xml:space="preserve">        </w:t>
+      </w:r>
+      <w:proofErr w:type="gramStart"/>
+      <w:r>
+        <w:rPr>
+          <w:rFonts w:ascii="돋움체" w:eastAsia="돋움체" w:cs="돋움체"/>
+          <w:color w:val="000000"/>
+          <w:kern w:val="0"/>
+          <w:sz w:val="19"/>
+          <w:szCs w:val="19"/>
+        </w:rPr>
+        <w:t>alert(</w:t>
+      </w:r>
+      <w:proofErr w:type="gramEnd"/>
       <w:r>
         <w:rPr>
           <w:rFonts w:ascii="돋움체" w:eastAsia="돋움체" w:cs="돋움체"/>
@@ -3805,7 +4182,29 @@
           <w:sz w:val="19"/>
           <w:szCs w:val="19"/>
         </w:rPr>
-        <w:t>'al_pha='</w:t>
+        <w:t>'</w:t>
+      </w:r>
+      <w:proofErr w:type="spellStart"/>
+      <w:r>
+        <w:rPr>
+          <w:rFonts w:ascii="돋움체" w:eastAsia="돋움체" w:cs="돋움체"/>
+          <w:color w:val="A31515"/>
+          <w:kern w:val="0"/>
+          <w:sz w:val="19"/>
+          <w:szCs w:val="19"/>
+        </w:rPr>
+        <w:t>al_pha</w:t>
+      </w:r>
+      <w:proofErr w:type="spellEnd"/>
+      <w:r>
+        <w:rPr>
+          <w:rFonts w:ascii="돋움체" w:eastAsia="돋움체" w:cs="돋움체"/>
+          <w:color w:val="A31515"/>
+          <w:kern w:val="0"/>
+          <w:sz w:val="19"/>
+          <w:szCs w:val="19"/>
+        </w:rPr>
+        <w:t>='</w:t>
       </w:r>
       <w:r>
         <w:rPr>
@@ -3827,15 +4226,27 @@
         </w:rPr>
         <w:t>-</w:t>
       </w:r>
-      <w:r>
-        <w:rPr>
-          <w:rFonts w:ascii="돋움체" w:eastAsia="돋움체" w:cs="돋움체"/>
-          <w:color w:val="000000"/>
-          <w:kern w:val="0"/>
-          <w:sz w:val="19"/>
-          <w:szCs w:val="19"/>
-        </w:rPr>
-        <w:t>pha)</w:t>
+      <w:proofErr w:type="spellStart"/>
+      <w:r>
+        <w:rPr>
+          <w:rFonts w:ascii="돋움체" w:eastAsia="돋움체" w:cs="돋움체"/>
+          <w:color w:val="000000"/>
+          <w:kern w:val="0"/>
+          <w:sz w:val="19"/>
+          <w:szCs w:val="19"/>
+        </w:rPr>
+        <w:t>pha</w:t>
+      </w:r>
+      <w:proofErr w:type="spellEnd"/>
+      <w:r>
+        <w:rPr>
+          <w:rFonts w:ascii="돋움체" w:eastAsia="돋움체" w:cs="돋움체"/>
+          <w:color w:val="000000"/>
+          <w:kern w:val="0"/>
+          <w:sz w:val="19"/>
+          <w:szCs w:val="19"/>
+        </w:rPr>
+        <w:t>)</w:t>
       </w:r>
     </w:p>
     <w:p>
@@ -3861,7 +4272,29 @@
           <w:sz w:val="19"/>
           <w:szCs w:val="19"/>
         </w:rPr>
-        <w:t xml:space="preserve">        alert(1);</w:t>
+        <w:t xml:space="preserve">        </w:t>
+      </w:r>
+      <w:proofErr w:type="gramStart"/>
+      <w:r>
+        <w:rPr>
+          <w:rFonts w:ascii="돋움체" w:eastAsia="돋움체" w:cs="돋움체"/>
+          <w:color w:val="000000"/>
+          <w:kern w:val="0"/>
+          <w:sz w:val="19"/>
+          <w:szCs w:val="19"/>
+        </w:rPr>
+        <w:t>alert(</w:t>
+      </w:r>
+      <w:proofErr w:type="gramEnd"/>
+      <w:r>
+        <w:rPr>
+          <w:rFonts w:ascii="돋움체" w:eastAsia="돋움체" w:cs="돋움체"/>
+          <w:color w:val="000000"/>
+          <w:kern w:val="0"/>
+          <w:sz w:val="19"/>
+          <w:szCs w:val="19"/>
+        </w:rPr>
+        <w:t>1);</w:t>
       </w:r>
     </w:p>
     <w:p>
@@ -3887,7 +4320,29 @@
           <w:sz w:val="19"/>
           <w:szCs w:val="19"/>
         </w:rPr>
-        <w:t xml:space="preserve">        al_pha = </w:t>
+        <w:t xml:space="preserve">        </w:t>
+      </w:r>
+      <w:proofErr w:type="spellStart"/>
+      <w:r>
+        <w:rPr>
+          <w:rFonts w:ascii="돋움체" w:eastAsia="돋움체" w:cs="돋움체"/>
+          <w:color w:val="000000"/>
+          <w:kern w:val="0"/>
+          <w:sz w:val="19"/>
+          <w:szCs w:val="19"/>
+        </w:rPr>
+        <w:t>al_pha</w:t>
+      </w:r>
+      <w:proofErr w:type="spellEnd"/>
+      <w:r>
+        <w:rPr>
+          <w:rFonts w:ascii="돋움체" w:eastAsia="돋움체" w:cs="돋움체"/>
+          <w:color w:val="000000"/>
+          <w:kern w:val="0"/>
+          <w:sz w:val="19"/>
+          <w:szCs w:val="19"/>
+        </w:rPr>
+        <w:t xml:space="preserve"> = </w:t>
       </w:r>
       <w:r>
         <w:rPr>
@@ -3933,7 +4388,29 @@
           <w:sz w:val="19"/>
           <w:szCs w:val="19"/>
         </w:rPr>
-        <w:t xml:space="preserve">        alert(2);</w:t>
+        <w:t xml:space="preserve">        </w:t>
+      </w:r>
+      <w:proofErr w:type="gramStart"/>
+      <w:r>
+        <w:rPr>
+          <w:rFonts w:ascii="돋움체" w:eastAsia="돋움체" w:cs="돋움체"/>
+          <w:color w:val="000000"/>
+          <w:kern w:val="0"/>
+          <w:sz w:val="19"/>
+          <w:szCs w:val="19"/>
+        </w:rPr>
+        <w:t>alert(</w:t>
+      </w:r>
+      <w:proofErr w:type="gramEnd"/>
+      <w:r>
+        <w:rPr>
+          <w:rFonts w:ascii="돋움체" w:eastAsia="돋움체" w:cs="돋움체"/>
+          <w:color w:val="000000"/>
+          <w:kern w:val="0"/>
+          <w:sz w:val="19"/>
+          <w:szCs w:val="19"/>
+        </w:rPr>
+        <w:t>2);</w:t>
       </w:r>
     </w:p>
     <w:p>
@@ -3959,8 +4436,20 @@
           <w:sz w:val="19"/>
           <w:szCs w:val="19"/>
         </w:rPr>
-        <w:t xml:space="preserve">        alert(</w:t>
-      </w:r>
+        <w:t xml:space="preserve">        </w:t>
+      </w:r>
+      <w:proofErr w:type="gramStart"/>
+      <w:r>
+        <w:rPr>
+          <w:rFonts w:ascii="돋움체" w:eastAsia="돋움체" w:cs="돋움체"/>
+          <w:color w:val="000000"/>
+          <w:kern w:val="0"/>
+          <w:sz w:val="19"/>
+          <w:szCs w:val="19"/>
+        </w:rPr>
+        <w:t>alert(</w:t>
+      </w:r>
+      <w:proofErr w:type="gramEnd"/>
       <w:r>
         <w:rPr>
           <w:rFonts w:ascii="돋움체" w:eastAsia="돋움체" w:cs="돋움체"/>
@@ -3969,17 +4458,61 @@
           <w:sz w:val="19"/>
           <w:szCs w:val="19"/>
         </w:rPr>
-        <w:t>'al_pha='</w:t>
-      </w:r>
-      <w:r>
-        <w:rPr>
-          <w:rFonts w:ascii="돋움체" w:eastAsia="돋움체" w:cs="돋움체"/>
-          <w:color w:val="000000"/>
-          <w:kern w:val="0"/>
-          <w:sz w:val="19"/>
-          <w:szCs w:val="19"/>
-        </w:rPr>
-        <w:t xml:space="preserve"> + al_pha);</w:t>
+        <w:t>'</w:t>
+      </w:r>
+      <w:proofErr w:type="spellStart"/>
+      <w:r>
+        <w:rPr>
+          <w:rFonts w:ascii="돋움체" w:eastAsia="돋움체" w:cs="돋움체"/>
+          <w:color w:val="A31515"/>
+          <w:kern w:val="0"/>
+          <w:sz w:val="19"/>
+          <w:szCs w:val="19"/>
+        </w:rPr>
+        <w:t>al_pha</w:t>
+      </w:r>
+      <w:proofErr w:type="spellEnd"/>
+      <w:r>
+        <w:rPr>
+          <w:rFonts w:ascii="돋움체" w:eastAsia="돋움체" w:cs="돋움체"/>
+          <w:color w:val="A31515"/>
+          <w:kern w:val="0"/>
+          <w:sz w:val="19"/>
+          <w:szCs w:val="19"/>
+        </w:rPr>
+        <w:t>='</w:t>
+      </w:r>
+      <w:r>
+        <w:rPr>
+          <w:rFonts w:ascii="돋움체" w:eastAsia="돋움체" w:cs="돋움체"/>
+          <w:color w:val="000000"/>
+          <w:kern w:val="0"/>
+          <w:sz w:val="19"/>
+          <w:szCs w:val="19"/>
+        </w:rPr>
+        <w:t xml:space="preserve"> + </w:t>
+      </w:r>
+      <w:proofErr w:type="spellStart"/>
+      <w:r>
+        <w:rPr>
+          <w:rFonts w:ascii="돋움체" w:eastAsia="돋움체" w:cs="돋움체"/>
+          <w:color w:val="000000"/>
+          <w:kern w:val="0"/>
+          <w:sz w:val="19"/>
+          <w:szCs w:val="19"/>
+        </w:rPr>
+        <w:t>al_pha</w:t>
+      </w:r>
+      <w:proofErr w:type="spellEnd"/>
+      <w:r>
+        <w:rPr>
+          <w:rFonts w:ascii="돋움체" w:eastAsia="돋움체" w:cs="돋움체"/>
+          <w:color w:val="000000"/>
+          <w:kern w:val="0"/>
+          <w:sz w:val="19"/>
+          <w:szCs w:val="19"/>
+        </w:rPr>
+        <w:t>);</w:t>
       </w:r>
     </w:p>
     <w:p>
@@ -4005,7 +4538,29 @@
           <w:sz w:val="19"/>
           <w:szCs w:val="19"/>
         </w:rPr>
-        <w:t xml:space="preserve">        alert(3);</w:t>
+        <w:t xml:space="preserve">        </w:t>
+      </w:r>
+      <w:proofErr w:type="gramStart"/>
+      <w:r>
+        <w:rPr>
+          <w:rFonts w:ascii="돋움체" w:eastAsia="돋움체" w:cs="돋움체"/>
+          <w:color w:val="000000"/>
+          <w:kern w:val="0"/>
+          <w:sz w:val="19"/>
+          <w:szCs w:val="19"/>
+        </w:rPr>
+        <w:t>alert(</w:t>
+      </w:r>
+      <w:proofErr w:type="gramEnd"/>
+      <w:r>
+        <w:rPr>
+          <w:rFonts w:ascii="돋움체" w:eastAsia="돋움체" w:cs="돋움체"/>
+          <w:color w:val="000000"/>
+          <w:kern w:val="0"/>
+          <w:sz w:val="19"/>
+          <w:szCs w:val="19"/>
+        </w:rPr>
+        <w:t>3);</w:t>
       </w:r>
     </w:p>
     <w:p>
@@ -4031,7 +4586,31 @@
           <w:sz w:val="19"/>
           <w:szCs w:val="19"/>
         </w:rPr>
-        <w:t xml:space="preserve">        document.write(</w:t>
+        <w:t xml:space="preserve">        </w:t>
+      </w:r>
+      <w:proofErr w:type="spellStart"/>
+      <w:proofErr w:type="gramStart"/>
+      <w:r>
+        <w:rPr>
+          <w:rFonts w:ascii="돋움체" w:eastAsia="돋움체" w:cs="돋움체"/>
+          <w:color w:val="000000"/>
+          <w:kern w:val="0"/>
+          <w:sz w:val="19"/>
+          <w:szCs w:val="19"/>
+        </w:rPr>
+        <w:t>document.write</w:t>
+      </w:r>
+      <w:proofErr w:type="spellEnd"/>
+      <w:proofErr w:type="gramEnd"/>
+      <w:r>
+        <w:rPr>
+          <w:rFonts w:ascii="돋움체" w:eastAsia="돋움체" w:cs="돋움체"/>
+          <w:color w:val="000000"/>
+          <w:kern w:val="0"/>
+          <w:sz w:val="19"/>
+          <w:szCs w:val="19"/>
+        </w:rPr>
+        <w:t>(</w:t>
       </w:r>
       <w:r>
         <w:rPr>
@@ -4041,7 +4620,29 @@
           <w:sz w:val="19"/>
           <w:szCs w:val="19"/>
         </w:rPr>
-        <w:t xml:space="preserve">'al_pha </w:t>
+        <w:t>'</w:t>
+      </w:r>
+      <w:proofErr w:type="spellStart"/>
+      <w:r>
+        <w:rPr>
+          <w:rFonts w:ascii="돋움체" w:eastAsia="돋움체" w:cs="돋움체"/>
+          <w:color w:val="A31515"/>
+          <w:kern w:val="0"/>
+          <w:sz w:val="19"/>
+          <w:szCs w:val="19"/>
+        </w:rPr>
+        <w:t>al_pha</w:t>
+      </w:r>
+      <w:proofErr w:type="spellEnd"/>
+      <w:r>
+        <w:rPr>
+          <w:rFonts w:ascii="돋움체" w:eastAsia="돋움체" w:cs="돋움체"/>
+          <w:color w:val="A31515"/>
+          <w:kern w:val="0"/>
+          <w:sz w:val="19"/>
+          <w:szCs w:val="19"/>
+        </w:rPr>
+        <w:t xml:space="preserve"> </w:t>
       </w:r>
       <w:r>
         <w:rPr>
@@ -4071,7 +4672,29 @@
           <w:sz w:val="19"/>
           <w:szCs w:val="19"/>
         </w:rPr>
-        <w:t xml:space="preserve"> + al_pha);</w:t>
+        <w:t xml:space="preserve"> + </w:t>
+      </w:r>
+      <w:proofErr w:type="spellStart"/>
+      <w:r>
+        <w:rPr>
+          <w:rFonts w:ascii="돋움체" w:eastAsia="돋움체" w:cs="돋움체"/>
+          <w:color w:val="000000"/>
+          <w:kern w:val="0"/>
+          <w:sz w:val="19"/>
+          <w:szCs w:val="19"/>
+        </w:rPr>
+        <w:t>al_pha</w:t>
+      </w:r>
+      <w:proofErr w:type="spellEnd"/>
+      <w:r>
+        <w:rPr>
+          <w:rFonts w:ascii="돋움체" w:eastAsia="돋움체" w:cs="돋움체"/>
+          <w:color w:val="000000"/>
+          <w:kern w:val="0"/>
+          <w:sz w:val="19"/>
+          <w:szCs w:val="19"/>
+        </w:rPr>
+        <w:t>);</w:t>
       </w:r>
     </w:p>
     <w:p>
@@ -4295,8 +4918,20 @@
           <w:sz w:val="19"/>
           <w:szCs w:val="19"/>
         </w:rPr>
-        <w:t>'al_pha</w:t>
-      </w:r>
+        <w:t>'</w:t>
+      </w:r>
+      <w:proofErr w:type="spellStart"/>
+      <w:r>
+        <w:rPr>
+          <w:rFonts w:ascii="돋움체" w:eastAsia="돋움체" w:cs="돋움체"/>
+          <w:color w:val="A31515"/>
+          <w:kern w:val="0"/>
+          <w:sz w:val="19"/>
+          <w:szCs w:val="19"/>
+        </w:rPr>
+        <w:t>al_pha</w:t>
+      </w:r>
+      <w:proofErr w:type="spellEnd"/>
       <w:r>
         <w:rPr>
           <w:rFonts w:ascii="돋움체" w:eastAsia="돋움체" w:cs="돋움체" w:hint="eastAsia"/>
@@ -4345,7 +4980,29 @@
           <w:sz w:val="19"/>
           <w:szCs w:val="19"/>
         </w:rPr>
-        <w:t>+al_pha);</w:t>
+        <w:t>+</w:t>
+      </w:r>
+      <w:proofErr w:type="spellStart"/>
+      <w:r>
+        <w:rPr>
+          <w:rFonts w:ascii="돋움체" w:eastAsia="돋움체" w:cs="돋움체"/>
+          <w:color w:val="000000"/>
+          <w:kern w:val="0"/>
+          <w:sz w:val="19"/>
+          <w:szCs w:val="19"/>
+        </w:rPr>
+        <w:t>al_pha</w:t>
+      </w:r>
+      <w:proofErr w:type="spellEnd"/>
+      <w:r>
+        <w:rPr>
+          <w:rFonts w:ascii="돋움체" w:eastAsia="돋움체" w:cs="돋움체"/>
+          <w:color w:val="000000"/>
+          <w:kern w:val="0"/>
+          <w:sz w:val="19"/>
+          <w:szCs w:val="19"/>
+        </w:rPr>
+        <w:t>);</w:t>
       </w:r>
       <w:r>
         <w:rPr>
@@ -4514,7 +5171,6 @@
                     <a:ln>
                       <a:noFill/>
                     </a:ln>
-                    <a:extLst/>
                   </pic:spPr>
                 </pic:pic>
               </a:graphicData>
@@ -4537,7 +5193,21 @@
         <w:rPr>
           <w:rFonts w:hint="eastAsia"/>
         </w:rPr>
-        <w:t xml:space="preserve">인터넷 익스플로어: 인터넷 옵션 중 </w:t>
+        <w:t xml:space="preserve">인터넷 </w:t>
+      </w:r>
+      <w:proofErr w:type="spellStart"/>
+      <w:r>
+        <w:rPr>
+          <w:rFonts w:hint="eastAsia"/>
+        </w:rPr>
+        <w:t>익스플로어</w:t>
+      </w:r>
+      <w:proofErr w:type="spellEnd"/>
+      <w:r>
+        <w:rPr>
+          <w:rFonts w:hint="eastAsia"/>
+        </w:rPr>
+        <w:t xml:space="preserve">: 인터넷 옵션 중 </w:t>
       </w:r>
       <w:r>
         <w:t>“</w:t>
@@ -4612,7 +5282,29 @@
           <w:sz w:val="19"/>
           <w:szCs w:val="19"/>
         </w:rPr>
-        <w:t>="en"</w:t>
+        <w:t>="</w:t>
+      </w:r>
+      <w:proofErr w:type="spellStart"/>
+      <w:r>
+        <w:rPr>
+          <w:rFonts w:ascii="돋움체" w:hAnsi="돋움체" w:cs="돋움체"/>
+          <w:color w:val="0000FF"/>
+          <w:kern w:val="0"/>
+          <w:sz w:val="19"/>
+          <w:szCs w:val="19"/>
+        </w:rPr>
+        <w:t>en</w:t>
+      </w:r>
+      <w:proofErr w:type="spellEnd"/>
+      <w:r>
+        <w:rPr>
+          <w:rFonts w:ascii="돋움체" w:hAnsi="돋움체" w:cs="돋움체"/>
+          <w:color w:val="0000FF"/>
+          <w:kern w:val="0"/>
+          <w:sz w:val="19"/>
+          <w:szCs w:val="19"/>
+        </w:rPr>
+        <w:t>"</w:t>
       </w:r>
       <w:r>
         <w:rPr>
@@ -4624,6 +5316,7 @@
         </w:rPr>
         <w:t xml:space="preserve"> </w:t>
       </w:r>
+      <w:proofErr w:type="spellStart"/>
       <w:r>
         <w:rPr>
           <w:rFonts w:ascii="돋움체" w:hAnsi="돋움체" w:cs="돋움체"/>
@@ -4634,6 +5327,7 @@
         </w:rPr>
         <w:t>xmlns</w:t>
       </w:r>
+      <w:proofErr w:type="spellEnd"/>
       <w:r>
         <w:rPr>
           <w:rFonts w:ascii="돋움체" w:hAnsi="돋움체" w:cs="돋움체"/>
@@ -5029,7 +5723,73 @@
           <w:sz w:val="19"/>
           <w:szCs w:val="19"/>
         </w:rPr>
-        <w:t xml:space="preserve"> i = 0; i &lt; 10; i++) {</w:t>
+        <w:t xml:space="preserve"> </w:t>
+      </w:r>
+      <w:proofErr w:type="spellStart"/>
+      <w:r>
+        <w:rPr>
+          <w:rFonts w:ascii="돋움체" w:hAnsi="돋움체" w:cs="돋움체"/>
+          <w:color w:val="000000"/>
+          <w:kern w:val="0"/>
+          <w:sz w:val="19"/>
+          <w:szCs w:val="19"/>
+        </w:rPr>
+        <w:t>i</w:t>
+      </w:r>
+      <w:proofErr w:type="spellEnd"/>
+      <w:r>
+        <w:rPr>
+          <w:rFonts w:ascii="돋움체" w:hAnsi="돋움체" w:cs="돋움체"/>
+          <w:color w:val="000000"/>
+          <w:kern w:val="0"/>
+          <w:sz w:val="19"/>
+          <w:szCs w:val="19"/>
+        </w:rPr>
+        <w:t xml:space="preserve"> = 0; </w:t>
+      </w:r>
+      <w:proofErr w:type="spellStart"/>
+      <w:r>
+        <w:rPr>
+          <w:rFonts w:ascii="돋움체" w:hAnsi="돋움체" w:cs="돋움체"/>
+          <w:color w:val="000000"/>
+          <w:kern w:val="0"/>
+          <w:sz w:val="19"/>
+          <w:szCs w:val="19"/>
+        </w:rPr>
+        <w:t>i</w:t>
+      </w:r>
+      <w:proofErr w:type="spellEnd"/>
+      <w:r>
+        <w:rPr>
+          <w:rFonts w:ascii="돋움체" w:hAnsi="돋움체" w:cs="돋움체"/>
+          <w:color w:val="000000"/>
+          <w:kern w:val="0"/>
+          <w:sz w:val="19"/>
+          <w:szCs w:val="19"/>
+        </w:rPr>
+        <w:t xml:space="preserve"> &lt; 10; </w:t>
+      </w:r>
+      <w:proofErr w:type="spellStart"/>
+      <w:r>
+        <w:rPr>
+          <w:rFonts w:ascii="돋움체" w:hAnsi="돋움체" w:cs="돋움체"/>
+          <w:color w:val="000000"/>
+          <w:kern w:val="0"/>
+          <w:sz w:val="19"/>
+          <w:szCs w:val="19"/>
+        </w:rPr>
+        <w:t>i</w:t>
+      </w:r>
+      <w:proofErr w:type="spellEnd"/>
+      <w:r>
+        <w:rPr>
+          <w:rFonts w:ascii="돋움체" w:hAnsi="돋움체" w:cs="돋움체"/>
+          <w:color w:val="000000"/>
+          <w:kern w:val="0"/>
+          <w:sz w:val="19"/>
+          <w:szCs w:val="19"/>
+        </w:rPr>
+        <w:t>++) {</w:t>
       </w:r>
     </w:p>
     <w:p>
@@ -5055,7 +5815,29 @@
           <w:sz w:val="19"/>
           <w:szCs w:val="19"/>
         </w:rPr>
-        <w:t xml:space="preserve">      sum += i;</w:t>
+        <w:t xml:space="preserve">      sum += </w:t>
+      </w:r>
+      <w:proofErr w:type="spellStart"/>
+      <w:r>
+        <w:rPr>
+          <w:rFonts w:ascii="돋움체" w:hAnsi="돋움체" w:cs="돋움체"/>
+          <w:color w:val="000000"/>
+          <w:kern w:val="0"/>
+          <w:sz w:val="19"/>
+          <w:szCs w:val="19"/>
+        </w:rPr>
+        <w:t>i</w:t>
+      </w:r>
+      <w:proofErr w:type="spellEnd"/>
+      <w:r>
+        <w:rPr>
+          <w:rFonts w:ascii="돋움체" w:hAnsi="돋움체" w:cs="돋움체"/>
+          <w:color w:val="000000"/>
+          <w:kern w:val="0"/>
+          <w:sz w:val="19"/>
+          <w:szCs w:val="19"/>
+        </w:rPr>
+        <w:t>;</w:t>
       </w:r>
     </w:p>
     <w:p>
@@ -5081,8 +5863,20 @@
           <w:sz w:val="19"/>
           <w:szCs w:val="19"/>
         </w:rPr>
-        <w:t xml:space="preserve">      console.log(</w:t>
-      </w:r>
+        <w:t xml:space="preserve">      </w:t>
+      </w:r>
+      <w:proofErr w:type="gramStart"/>
+      <w:r>
+        <w:rPr>
+          <w:rFonts w:ascii="돋움체" w:hAnsi="돋움체" w:cs="돋움체"/>
+          <w:color w:val="000000"/>
+          <w:kern w:val="0"/>
+          <w:sz w:val="19"/>
+          <w:szCs w:val="19"/>
+        </w:rPr>
+        <w:t>console.log(</w:t>
+      </w:r>
+      <w:proofErr w:type="gramEnd"/>
       <w:r>
         <w:rPr>
           <w:rFonts w:ascii="돋움체" w:hAnsi="돋움체" w:cs="돋움체"/>
@@ -5091,17 +5885,61 @@
           <w:sz w:val="19"/>
           <w:szCs w:val="19"/>
         </w:rPr>
-        <w:t>"i = "</w:t>
-      </w:r>
-      <w:r>
-        <w:rPr>
-          <w:rFonts w:ascii="돋움체" w:hAnsi="돋움체" w:cs="돋움체"/>
-          <w:color w:val="000000"/>
-          <w:kern w:val="0"/>
-          <w:sz w:val="19"/>
-          <w:szCs w:val="19"/>
-        </w:rPr>
-        <w:t xml:space="preserve"> + i+</w:t>
+        <w:t>"</w:t>
+      </w:r>
+      <w:proofErr w:type="spellStart"/>
+      <w:r>
+        <w:rPr>
+          <w:rFonts w:ascii="돋움체" w:hAnsi="돋움체" w:cs="돋움체"/>
+          <w:color w:val="A31515"/>
+          <w:kern w:val="0"/>
+          <w:sz w:val="19"/>
+          <w:szCs w:val="19"/>
+        </w:rPr>
+        <w:t>i</w:t>
+      </w:r>
+      <w:proofErr w:type="spellEnd"/>
+      <w:r>
+        <w:rPr>
+          <w:rFonts w:ascii="돋움체" w:hAnsi="돋움체" w:cs="돋움체"/>
+          <w:color w:val="A31515"/>
+          <w:kern w:val="0"/>
+          <w:sz w:val="19"/>
+          <w:szCs w:val="19"/>
+        </w:rPr>
+        <w:t xml:space="preserve"> = "</w:t>
+      </w:r>
+      <w:r>
+        <w:rPr>
+          <w:rFonts w:ascii="돋움체" w:hAnsi="돋움체" w:cs="돋움체"/>
+          <w:color w:val="000000"/>
+          <w:kern w:val="0"/>
+          <w:sz w:val="19"/>
+          <w:szCs w:val="19"/>
+        </w:rPr>
+        <w:t xml:space="preserve"> + </w:t>
+      </w:r>
+      <w:proofErr w:type="spellStart"/>
+      <w:r>
+        <w:rPr>
+          <w:rFonts w:ascii="돋움체" w:hAnsi="돋움체" w:cs="돋움체"/>
+          <w:color w:val="000000"/>
+          <w:kern w:val="0"/>
+          <w:sz w:val="19"/>
+          <w:szCs w:val="19"/>
+        </w:rPr>
+        <w:t>i</w:t>
+      </w:r>
+      <w:proofErr w:type="spellEnd"/>
+      <w:r>
+        <w:rPr>
+          <w:rFonts w:ascii="돋움체" w:hAnsi="돋움체" w:cs="돋움체"/>
+          <w:color w:val="000000"/>
+          <w:kern w:val="0"/>
+          <w:sz w:val="19"/>
+          <w:szCs w:val="19"/>
+        </w:rPr>
+        <w:t>+</w:t>
       </w:r>
       <w:r>
         <w:rPr>
@@ -5173,7 +6011,31 @@
           <w:sz w:val="19"/>
           <w:szCs w:val="19"/>
         </w:rPr>
-        <w:t xml:space="preserve">    document.write(</w:t>
+        <w:t xml:space="preserve">    </w:t>
+      </w:r>
+      <w:proofErr w:type="spellStart"/>
+      <w:proofErr w:type="gramStart"/>
+      <w:r>
+        <w:rPr>
+          <w:rFonts w:ascii="돋움체" w:hAnsi="돋움체" w:cs="돋움체"/>
+          <w:color w:val="000000"/>
+          <w:kern w:val="0"/>
+          <w:sz w:val="19"/>
+          <w:szCs w:val="19"/>
+        </w:rPr>
+        <w:t>document.write</w:t>
+      </w:r>
+      <w:proofErr w:type="spellEnd"/>
+      <w:proofErr w:type="gramEnd"/>
+      <w:r>
+        <w:rPr>
+          <w:rFonts w:ascii="돋움체" w:hAnsi="돋움체" w:cs="돋움체"/>
+          <w:color w:val="000000"/>
+          <w:kern w:val="0"/>
+          <w:sz w:val="19"/>
+          <w:szCs w:val="19"/>
+        </w:rPr>
+        <w:t>(</w:t>
       </w:r>
       <w:r>
         <w:rPr>
@@ -5419,7 +6281,7 @@
 </file>
 
 <file path=word/endnotes.xml><?xml version="1.0" encoding="utf-8"?>
-<w:endnotes xmlns:wpc="http://schemas.microsoft.com/office/word/2010/wordprocessingCanvas" xmlns:cx="http://schemas.microsoft.com/office/drawing/2014/chartex" xmlns:mc="http://schemas.openxmlformats.org/markup-compatibility/2006" xmlns:o="urn:schemas-microsoft-com:office:office" xmlns:r="http://schemas.openxmlformats.org/officeDocument/2006/relationships" xmlns:m="http://schemas.openxmlformats.org/officeDocument/2006/math" xmlns:v="urn:schemas-microsoft-com:vml" xmlns:wp14="http://schemas.microsoft.com/office/word/2010/wordprocessingDrawing" xmlns:wp="http://schemas.openxmlformats.org/drawingml/2006/wordprocessingDrawing" xmlns:w10="urn:schemas-microsoft-com:office:word" xmlns:w="http://schemas.openxmlformats.org/wordprocessingml/2006/main" xmlns:w14="http://schemas.microsoft.com/office/word/2010/wordml" xmlns:w15="http://schemas.microsoft.com/office/word/2012/wordml" xmlns:w16se="http://schemas.microsoft.com/office/word/2015/wordml/symex" xmlns:wpg="http://schemas.microsoft.com/office/word/2010/wordprocessingGroup" xmlns:wpi="http://schemas.microsoft.com/office/word/2010/wordprocessingInk" xmlns:wne="http://schemas.microsoft.com/office/word/2006/wordml" xmlns:wps="http://schemas.microsoft.com/office/word/2010/wordprocessingShape" mc:Ignorable="w14 w15 w16se wp14">
+<w:endnotes xmlns:wpc="http://schemas.microsoft.com/office/word/2010/wordprocessingCanvas" xmlns:cx="http://schemas.microsoft.com/office/drawing/2014/chartex" xmlns:cx1="http://schemas.microsoft.com/office/drawing/2015/9/8/chartex" xmlns:cx2="http://schemas.microsoft.com/office/drawing/2015/10/21/chartex" xmlns:cx3="http://schemas.microsoft.com/office/drawing/2016/5/9/chartex" xmlns:cx4="http://schemas.microsoft.com/office/drawing/2016/5/10/chartex" xmlns:cx5="http://schemas.microsoft.com/office/drawing/2016/5/11/chartex" xmlns:cx6="http://schemas.microsoft.com/office/drawing/2016/5/12/chartex" xmlns:cx7="http://schemas.microsoft.com/office/drawing/2016/5/13/chartex" xmlns:cx8="http://schemas.microsoft.com/office/drawing/2016/5/14/chartex" xmlns:mc="http://schemas.openxmlformats.org/markup-compatibility/2006" xmlns:aink="http://schemas.microsoft.com/office/drawing/2016/ink" xmlns:am3d="http://schemas.microsoft.com/office/drawing/2017/model3d" xmlns:o="urn:schemas-microsoft-com:office:office" xmlns:oel="http://schemas.microsoft.com/office/2019/extlst" xmlns:r="http://schemas.openxmlformats.org/officeDocument/2006/relationships" xmlns:m="http://schemas.openxmlformats.org/officeDocument/2006/math" xmlns:v="urn:schemas-microsoft-com:vml" xmlns:wp14="http://schemas.microsoft.com/office/word/2010/wordprocessingDrawing" xmlns:wp="http://schemas.openxmlformats.org/drawingml/2006/wordprocessingDrawing" xmlns:w10="urn:schemas-microsoft-com:office:word" xmlns:w="http://schemas.openxmlformats.org/wordprocessingml/2006/main" xmlns:w14="http://schemas.microsoft.com/office/word/2010/wordml" xmlns:w15="http://schemas.microsoft.com/office/word/2012/wordml" xmlns:w16cex="http://schemas.microsoft.com/office/word/2018/wordml/cex" xmlns:w16cid="http://schemas.microsoft.com/office/word/2016/wordml/cid" xmlns:w16="http://schemas.microsoft.com/office/word/2018/wordml" xmlns:w16du="http://schemas.microsoft.com/office/word/2023/wordml/word16du" xmlns:w16sdtdh="http://schemas.microsoft.com/office/word/2020/wordml/sdtdatahash" xmlns:w16sdtfl="http://schemas.microsoft.com/office/word/2024/wordml/sdtformatlock" xmlns:w16se="http://schemas.microsoft.com/office/word/2015/wordml/symex" xmlns:wpg="http://schemas.microsoft.com/office/word/2010/wordprocessingGroup" xmlns:wpi="http://schemas.microsoft.com/office/word/2010/wordprocessingInk" xmlns:wne="http://schemas.microsoft.com/office/word/2006/wordml" xmlns:wps="http://schemas.microsoft.com/office/word/2010/wordprocessingShape" mc:Ignorable="w14 w15 w16se w16cid w16 w16cex w16sdtdh w16sdtfl w16du wp14">
   <w:endnote w:type="separator" w:id="-1">
     <w:p>
       <w:pPr>
@@ -5444,7 +6306,7 @@
 </file>
 
 <file path=word/footer1.xml><?xml version="1.0" encoding="utf-8"?>
-<w:ftr xmlns:wpc="http://schemas.microsoft.com/office/word/2010/wordprocessingCanvas" xmlns:cx="http://schemas.microsoft.com/office/drawing/2014/chartex" xmlns:mc="http://schemas.openxmlformats.org/markup-compatibility/2006" xmlns:o="urn:schemas-microsoft-com:office:office" xmlns:r="http://schemas.openxmlformats.org/officeDocument/2006/relationships" xmlns:m="http://schemas.openxmlformats.org/officeDocument/2006/math" xmlns:v="urn:schemas-microsoft-com:vml" xmlns:wp14="http://schemas.microsoft.com/office/word/2010/wordprocessingDrawing" xmlns:wp="http://schemas.openxmlformats.org/drawingml/2006/wordprocessingDrawing" xmlns:w10="urn:schemas-microsoft-com:office:word" xmlns:w="http://schemas.openxmlformats.org/wordprocessingml/2006/main" xmlns:w14="http://schemas.microsoft.com/office/word/2010/wordml" xmlns:w15="http://schemas.microsoft.com/office/word/2012/wordml" xmlns:w16se="http://schemas.microsoft.com/office/word/2015/wordml/symex" xmlns:wpg="http://schemas.microsoft.com/office/word/2010/wordprocessingGroup" xmlns:wpi="http://schemas.microsoft.com/office/word/2010/wordprocessingInk" xmlns:wne="http://schemas.microsoft.com/office/word/2006/wordml" xmlns:wps="http://schemas.microsoft.com/office/word/2010/wordprocessingShape" mc:Ignorable="w14 w15 w16se wp14">
+<w:ftr xmlns:wpc="http://schemas.microsoft.com/office/word/2010/wordprocessingCanvas" xmlns:cx="http://schemas.microsoft.com/office/drawing/2014/chartex" xmlns:cx1="http://schemas.microsoft.com/office/drawing/2015/9/8/chartex" xmlns:cx2="http://schemas.microsoft.com/office/drawing/2015/10/21/chartex" xmlns:cx3="http://schemas.microsoft.com/office/drawing/2016/5/9/chartex" xmlns:cx4="http://schemas.microsoft.com/office/drawing/2016/5/10/chartex" xmlns:cx5="http://schemas.microsoft.com/office/drawing/2016/5/11/chartex" xmlns:cx6="http://schemas.microsoft.com/office/drawing/2016/5/12/chartex" xmlns:cx7="http://schemas.microsoft.com/office/drawing/2016/5/13/chartex" xmlns:cx8="http://schemas.microsoft.com/office/drawing/2016/5/14/chartex" xmlns:mc="http://schemas.openxmlformats.org/markup-compatibility/2006" xmlns:aink="http://schemas.microsoft.com/office/drawing/2016/ink" xmlns:am3d="http://schemas.microsoft.com/office/drawing/2017/model3d" xmlns:o="urn:schemas-microsoft-com:office:office" xmlns:oel="http://schemas.microsoft.com/office/2019/extlst" xmlns:r="http://schemas.openxmlformats.org/officeDocument/2006/relationships" xmlns:m="http://schemas.openxmlformats.org/officeDocument/2006/math" xmlns:v="urn:schemas-microsoft-com:vml" xmlns:wp14="http://schemas.microsoft.com/office/word/2010/wordprocessingDrawing" xmlns:wp="http://schemas.openxmlformats.org/drawingml/2006/wordprocessingDrawing" xmlns:w10="urn:schemas-microsoft-com:office:word" xmlns:w="http://schemas.openxmlformats.org/wordprocessingml/2006/main" xmlns:w14="http://schemas.microsoft.com/office/word/2010/wordml" xmlns:w15="http://schemas.microsoft.com/office/word/2012/wordml" xmlns:w16cex="http://schemas.microsoft.com/office/word/2018/wordml/cex" xmlns:w16cid="http://schemas.microsoft.com/office/word/2016/wordml/cid" xmlns:w16="http://schemas.microsoft.com/office/word/2018/wordml" xmlns:w16du="http://schemas.microsoft.com/office/word/2023/wordml/word16du" xmlns:w16sdtdh="http://schemas.microsoft.com/office/word/2020/wordml/sdtdatahash" xmlns:w16sdtfl="http://schemas.microsoft.com/office/word/2024/wordml/sdtformatlock" xmlns:w16se="http://schemas.microsoft.com/office/word/2015/wordml/symex" xmlns:wpg="http://schemas.microsoft.com/office/word/2010/wordprocessingGroup" xmlns:wpi="http://schemas.microsoft.com/office/word/2010/wordprocessingInk" xmlns:wne="http://schemas.microsoft.com/office/word/2006/wordml" xmlns:wps="http://schemas.microsoft.com/office/word/2010/wordprocessingShape" mc:Ignorable="w14 w15 w16se w16cid w16 w16cex w16sdtdh w16sdtfl w16du wp14">
   <w:sdt>
     <w:sdtPr>
       <w:id w:val="1307052138"/>
@@ -5453,7 +6315,6 @@
         <w:docPartUnique/>
       </w:docPartObj>
     </w:sdtPr>
-    <w:sdtEndPr/>
     <w:sdtContent>
       <w:p>
         <w:pPr>
@@ -5491,7 +6352,7 @@
 </file>
 
 <file path=word/footnotes.xml><?xml version="1.0" encoding="utf-8"?>
-<w:footnotes xmlns:wpc="http://schemas.microsoft.com/office/word/2010/wordprocessingCanvas" xmlns:cx="http://schemas.microsoft.com/office/drawing/2014/chartex" xmlns:mc="http://schemas.openxmlformats.org/markup-compatibility/2006" xmlns:o="urn:schemas-microsoft-com:office:office" xmlns:r="http://schemas.openxmlformats.org/officeDocument/2006/relationships" xmlns:m="http://schemas.openxmlformats.org/officeDocument/2006/math" xmlns:v="urn:schemas-microsoft-com:vml" xmlns:wp14="http://schemas.microsoft.com/office/word/2010/wordprocessingDrawing" xmlns:wp="http://schemas.openxmlformats.org/drawingml/2006/wordprocessingDrawing" xmlns:w10="urn:schemas-microsoft-com:office:word" xmlns:w="http://schemas.openxmlformats.org/wordprocessingml/2006/main" xmlns:w14="http://schemas.microsoft.com/office/word/2010/wordml" xmlns:w15="http://schemas.microsoft.com/office/word/2012/wordml" xmlns:w16se="http://schemas.microsoft.com/office/word/2015/wordml/symex" xmlns:wpg="http://schemas.microsoft.com/office/word/2010/wordprocessingGroup" xmlns:wpi="http://schemas.microsoft.com/office/word/2010/wordprocessingInk" xmlns:wne="http://schemas.microsoft.com/office/word/2006/wordml" xmlns:wps="http://schemas.microsoft.com/office/word/2010/wordprocessingShape" mc:Ignorable="w14 w15 w16se wp14">
+<w:footnotes xmlns:wpc="http://schemas.microsoft.com/office/word/2010/wordprocessingCanvas" xmlns:cx="http://schemas.microsoft.com/office/drawing/2014/chartex" xmlns:cx1="http://schemas.microsoft.com/office/drawing/2015/9/8/chartex" xmlns:cx2="http://schemas.microsoft.com/office/drawing/2015/10/21/chartex" xmlns:cx3="http://schemas.microsoft.com/office/drawing/2016/5/9/chartex" xmlns:cx4="http://schemas.microsoft.com/office/drawing/2016/5/10/chartex" xmlns:cx5="http://schemas.microsoft.com/office/drawing/2016/5/11/chartex" xmlns:cx6="http://schemas.microsoft.com/office/drawing/2016/5/12/chartex" xmlns:cx7="http://schemas.microsoft.com/office/drawing/2016/5/13/chartex" xmlns:cx8="http://schemas.microsoft.com/office/drawing/2016/5/14/chartex" xmlns:mc="http://schemas.openxmlformats.org/markup-compatibility/2006" xmlns:aink="http://schemas.microsoft.com/office/drawing/2016/ink" xmlns:am3d="http://schemas.microsoft.com/office/drawing/2017/model3d" xmlns:o="urn:schemas-microsoft-com:office:office" xmlns:oel="http://schemas.microsoft.com/office/2019/extlst" xmlns:r="http://schemas.openxmlformats.org/officeDocument/2006/relationships" xmlns:m="http://schemas.openxmlformats.org/officeDocument/2006/math" xmlns:v="urn:schemas-microsoft-com:vml" xmlns:wp14="http://schemas.microsoft.com/office/word/2010/wordprocessingDrawing" xmlns:wp="http://schemas.openxmlformats.org/drawingml/2006/wordprocessingDrawing" xmlns:w10="urn:schemas-microsoft-com:office:word" xmlns:w="http://schemas.openxmlformats.org/wordprocessingml/2006/main" xmlns:w14="http://schemas.microsoft.com/office/word/2010/wordml" xmlns:w15="http://schemas.microsoft.com/office/word/2012/wordml" xmlns:w16cex="http://schemas.microsoft.com/office/word/2018/wordml/cex" xmlns:w16cid="http://schemas.microsoft.com/office/word/2016/wordml/cid" xmlns:w16="http://schemas.microsoft.com/office/word/2018/wordml" xmlns:w16du="http://schemas.microsoft.com/office/word/2023/wordml/word16du" xmlns:w16sdtdh="http://schemas.microsoft.com/office/word/2020/wordml/sdtdatahash" xmlns:w16sdtfl="http://schemas.microsoft.com/office/word/2024/wordml/sdtformatlock" xmlns:w16se="http://schemas.microsoft.com/office/word/2015/wordml/symex" xmlns:wpg="http://schemas.microsoft.com/office/word/2010/wordprocessingGroup" xmlns:wpi="http://schemas.microsoft.com/office/word/2010/wordprocessingInk" xmlns:wne="http://schemas.microsoft.com/office/word/2006/wordml" xmlns:wps="http://schemas.microsoft.com/office/word/2010/wordprocessingShape" mc:Ignorable="w14 w15 w16se w16cid w16 w16cex w16sdtdh w16sdtfl w16du wp14">
   <w:footnote w:type="separator" w:id="-1">
     <w:p>
       <w:pPr>
@@ -5516,7 +6377,7 @@
 </file>
 
 <file path=word/numbering.xml><?xml version="1.0" encoding="utf-8"?>
-<w:numbering xmlns:wpc="http://schemas.microsoft.com/office/word/2010/wordprocessingCanvas" xmlns:cx="http://schemas.microsoft.com/office/drawing/2014/chartex" xmlns:mc="http://schemas.openxmlformats.org/markup-compatibility/2006" xmlns:o="urn:schemas-microsoft-com:office:office" xmlns:r="http://schemas.openxmlformats.org/officeDocument/2006/relationships" xmlns:m="http://schemas.openxmlformats.org/officeDocument/2006/math" xmlns:v="urn:schemas-microsoft-com:vml" xmlns:wp14="http://schemas.microsoft.com/office/word/2010/wordprocessingDrawing" xmlns:wp="http://schemas.openxmlformats.org/drawingml/2006/wordprocessingDrawing" xmlns:w10="urn:schemas-microsoft-com:office:word" xmlns:w="http://schemas.openxmlformats.org/wordprocessingml/2006/main" xmlns:w14="http://schemas.microsoft.com/office/word/2010/wordml" xmlns:w15="http://schemas.microsoft.com/office/word/2012/wordml" xmlns:w16se="http://schemas.microsoft.com/office/word/2015/wordml/symex" xmlns:wpg="http://schemas.microsoft.com/office/word/2010/wordprocessingGroup" xmlns:wpi="http://schemas.microsoft.com/office/word/2010/wordprocessingInk" xmlns:wne="http://schemas.microsoft.com/office/word/2006/wordml" xmlns:wps="http://schemas.microsoft.com/office/word/2010/wordprocessingShape" mc:Ignorable="w14 w15 w16se wp14">
+<w:numbering xmlns:wpc="http://schemas.microsoft.com/office/word/2010/wordprocessingCanvas" xmlns:cx="http://schemas.microsoft.com/office/drawing/2014/chartex" xmlns:cx1="http://schemas.microsoft.com/office/drawing/2015/9/8/chartex" xmlns:cx2="http://schemas.microsoft.com/office/drawing/2015/10/21/chartex" xmlns:cx3="http://schemas.microsoft.com/office/drawing/2016/5/9/chartex" xmlns:cx4="http://schemas.microsoft.com/office/drawing/2016/5/10/chartex" xmlns:cx5="http://schemas.microsoft.com/office/drawing/2016/5/11/chartex" xmlns:cx6="http://schemas.microsoft.com/office/drawing/2016/5/12/chartex" xmlns:cx7="http://schemas.microsoft.com/office/drawing/2016/5/13/chartex" xmlns:cx8="http://schemas.microsoft.com/office/drawing/2016/5/14/chartex" xmlns:mc="http://schemas.openxmlformats.org/markup-compatibility/2006" xmlns:aink="http://schemas.microsoft.com/office/drawing/2016/ink" xmlns:am3d="http://schemas.microsoft.com/office/drawing/2017/model3d" xmlns:o="urn:schemas-microsoft-com:office:office" xmlns:oel="http://schemas.microsoft.com/office/2019/extlst" xmlns:r="http://schemas.openxmlformats.org/officeDocument/2006/relationships" xmlns:m="http://schemas.openxmlformats.org/officeDocument/2006/math" xmlns:v="urn:schemas-microsoft-com:vml" xmlns:wp14="http://schemas.microsoft.com/office/word/2010/wordprocessingDrawing" xmlns:wp="http://schemas.openxmlformats.org/drawingml/2006/wordprocessingDrawing" xmlns:w10="urn:schemas-microsoft-com:office:word" xmlns:w="http://schemas.openxmlformats.org/wordprocessingml/2006/main" xmlns:w14="http://schemas.microsoft.com/office/word/2010/wordml" xmlns:w15="http://schemas.microsoft.com/office/word/2012/wordml" xmlns:w16cex="http://schemas.microsoft.com/office/word/2018/wordml/cex" xmlns:w16cid="http://schemas.microsoft.com/office/word/2016/wordml/cid" xmlns:w16="http://schemas.microsoft.com/office/word/2018/wordml" xmlns:w16du="http://schemas.microsoft.com/office/word/2023/wordml/word16du" xmlns:w16sdtdh="http://schemas.microsoft.com/office/word/2020/wordml/sdtdatahash" xmlns:w16sdtfl="http://schemas.microsoft.com/office/word/2024/wordml/sdtformatlock" xmlns:w16se="http://schemas.microsoft.com/office/word/2015/wordml/symex" xmlns:wpg="http://schemas.microsoft.com/office/word/2010/wordprocessingGroup" xmlns:wpi="http://schemas.microsoft.com/office/word/2010/wordprocessingInk" xmlns:wne="http://schemas.microsoft.com/office/word/2006/wordml" xmlns:wps="http://schemas.microsoft.com/office/word/2010/wordprocessingShape" mc:Ignorable="w14 w15 w16se w16cid w16 w16cex w16sdtdh w16sdtfl w16du wp14">
   <w:abstractNum w:abstractNumId="0" w15:restartNumberingAfterBreak="0">
     <w:nsid w:val="2A326A94"/>
     <w:multiLevelType w:val="hybridMultilevel"/>
@@ -5719,17 +6580,17 @@
       </w:rPr>
     </w:lvl>
   </w:abstractNum>
-  <w:num w:numId="1">
+  <w:num w:numId="1" w16cid:durableId="1408646173">
     <w:abstractNumId w:val="1"/>
   </w:num>
-  <w:num w:numId="2">
+  <w:num w:numId="2" w16cid:durableId="53702819">
     <w:abstractNumId w:val="0"/>
   </w:num>
 </w:numbering>
 </file>
 
 <file path=word/styles.xml><?xml version="1.0" encoding="utf-8"?>
-<w:styles xmlns:mc="http://schemas.openxmlformats.org/markup-compatibility/2006" xmlns:r="http://schemas.openxmlformats.org/officeDocument/2006/relationships" xmlns:w="http://schemas.openxmlformats.org/wordprocessingml/2006/main" xmlns:w14="http://schemas.microsoft.com/office/word/2010/wordml" xmlns:w15="http://schemas.microsoft.com/office/word/2012/wordml" xmlns:w16se="http://schemas.microsoft.com/office/word/2015/wordml/symex" mc:Ignorable="w14 w15 w16se">
+<w:styles xmlns:mc="http://schemas.openxmlformats.org/markup-compatibility/2006" xmlns:r="http://schemas.openxmlformats.org/officeDocument/2006/relationships" xmlns:w="http://schemas.openxmlformats.org/wordprocessingml/2006/main" xmlns:w14="http://schemas.microsoft.com/office/word/2010/wordml" xmlns:w15="http://schemas.microsoft.com/office/word/2012/wordml" xmlns:w16cex="http://schemas.microsoft.com/office/word/2018/wordml/cex" xmlns:w16cid="http://schemas.microsoft.com/office/word/2016/wordml/cid" xmlns:w16="http://schemas.microsoft.com/office/word/2018/wordml" xmlns:w16du="http://schemas.microsoft.com/office/word/2023/wordml/word16du" xmlns:w16sdtdh="http://schemas.microsoft.com/office/word/2020/wordml/sdtdatahash" xmlns:w16sdtfl="http://schemas.microsoft.com/office/word/2024/wordml/sdtformatlock" xmlns:w16se="http://schemas.microsoft.com/office/word/2015/wordml/symex" mc:Ignorable="w14 w15 w16se w16cid w16 w16cex w16sdtdh w16sdtfl w16du">
   <w:docDefaults>
     <w:rPrDefault>
       <w:rPr>
@@ -5746,7 +6607,7 @@
       </w:pPr>
     </w:pPrDefault>
   </w:docDefaults>
-  <w:latentStyles w:defLockedState="0" w:defUIPriority="99" w:defSemiHidden="0" w:defUnhideWhenUsed="0" w:defQFormat="0" w:count="371">
+  <w:latentStyles w:defLockedState="0" w:defUIPriority="99" w:defSemiHidden="0" w:defUnhideWhenUsed="0" w:defQFormat="0" w:count="376">
     <w:lsdException w:name="Normal" w:uiPriority="0" w:qFormat="1"/>
     <w:lsdException w:name="heading 1" w:uiPriority="9" w:qFormat="1"/>
     <w:lsdException w:name="heading 2" w:semiHidden="1" w:uiPriority="9" w:unhideWhenUsed="1" w:qFormat="1"/>
@@ -6118,6 +6979,11 @@
     <w:lsdException w:name="List Table 5 Dark Accent 6" w:uiPriority="50"/>
     <w:lsdException w:name="List Table 6 Colorful Accent 6" w:uiPriority="51"/>
     <w:lsdException w:name="List Table 7 Colorful Accent 6" w:uiPriority="52"/>
+    <w:lsdException w:name="Mention" w:semiHidden="1" w:unhideWhenUsed="1"/>
+    <w:lsdException w:name="Smart Hyperlink" w:semiHidden="1" w:unhideWhenUsed="1"/>
+    <w:lsdException w:name="Hashtag" w:semiHidden="1" w:unhideWhenUsed="1"/>
+    <w:lsdException w:name="Unresolved Mention" w:semiHidden="1" w:unhideWhenUsed="1"/>
+    <w:lsdException w:name="Smart Link" w:semiHidden="1" w:unhideWhenUsed="1"/>
   </w:latentStyles>
   <w:style w:type="paragraph" w:default="1" w:styleId="a">
     <w:name w:val="Normal"/>

--- a/lecNote/03_JavaScript/0519.ch01_개요.docx
+++ b/lecNote/03_JavaScript/0519.ch01_개요.docx
@@ -1,6 +1,6 @@
 
 <file path=word/document.xml><?xml version="1.0" encoding="utf-8"?>
-<w:document xmlns:wpc="http://schemas.microsoft.com/office/word/2010/wordprocessingCanvas" xmlns:cx="http://schemas.microsoft.com/office/drawing/2014/chartex" xmlns:cx1="http://schemas.microsoft.com/office/drawing/2015/9/8/chartex" xmlns:cx2="http://schemas.microsoft.com/office/drawing/2015/10/21/chartex" xmlns:cx3="http://schemas.microsoft.com/office/drawing/2016/5/9/chartex" xmlns:cx4="http://schemas.microsoft.com/office/drawing/2016/5/10/chartex" xmlns:cx5="http://schemas.microsoft.com/office/drawing/2016/5/11/chartex" xmlns:cx6="http://schemas.microsoft.com/office/drawing/2016/5/12/chartex" xmlns:cx7="http://schemas.microsoft.com/office/drawing/2016/5/13/chartex" xmlns:cx8="http://schemas.microsoft.com/office/drawing/2016/5/14/chartex" xmlns:mc="http://schemas.openxmlformats.org/markup-compatibility/2006" xmlns:aink="http://schemas.microsoft.com/office/drawing/2016/ink" xmlns:am3d="http://schemas.microsoft.com/office/drawing/2017/model3d" xmlns:o="urn:schemas-microsoft-com:office:office" xmlns:oel="http://schemas.microsoft.com/office/2019/extlst" xmlns:r="http://schemas.openxmlformats.org/officeDocument/2006/relationships" xmlns:m="http://schemas.openxmlformats.org/officeDocument/2006/math" xmlns:v="urn:schemas-microsoft-com:vml" xmlns:wp14="http://schemas.microsoft.com/office/word/2010/wordprocessingDrawing" xmlns:wp="http://schemas.openxmlformats.org/drawingml/2006/wordprocessingDrawing" xmlns:w10="urn:schemas-microsoft-com:office:word" xmlns:w="http://schemas.openxmlformats.org/wordprocessingml/2006/main" xmlns:w14="http://schemas.microsoft.com/office/word/2010/wordml" xmlns:w15="http://schemas.microsoft.com/office/word/2012/wordml" xmlns:w16cex="http://schemas.microsoft.com/office/word/2018/wordml/cex" xmlns:w16cid="http://schemas.microsoft.com/office/word/2016/wordml/cid" xmlns:w16="http://schemas.microsoft.com/office/word/2018/wordml" xmlns:w16du="http://schemas.microsoft.com/office/word/2023/wordml/word16du" xmlns:w16sdtdh="http://schemas.microsoft.com/office/word/2020/wordml/sdtdatahash" xmlns:w16sdtfl="http://schemas.microsoft.com/office/word/2024/wordml/sdtformatlock" xmlns:w16se="http://schemas.microsoft.com/office/word/2015/wordml/symex" xmlns:wpg="http://schemas.microsoft.com/office/word/2010/wordprocessingGroup" xmlns:wpi="http://schemas.microsoft.com/office/word/2010/wordprocessingInk" xmlns:wne="http://schemas.microsoft.com/office/word/2006/wordml" xmlns:wps="http://schemas.microsoft.com/office/word/2010/wordprocessingShape" mc:Ignorable="w14 w15 w16se w16cid w16 w16cex w16sdtdh w16sdtfl w16du wp14">
+<w:document xmlns:wpc="http://schemas.microsoft.com/office/word/2010/wordprocessingCanvas" xmlns:cx="http://schemas.microsoft.com/office/drawing/2014/chartex" xmlns:mc="http://schemas.openxmlformats.org/markup-compatibility/2006" xmlns:o="urn:schemas-microsoft-com:office:office" xmlns:r="http://schemas.openxmlformats.org/officeDocument/2006/relationships" xmlns:m="http://schemas.openxmlformats.org/officeDocument/2006/math" xmlns:v="urn:schemas-microsoft-com:vml" xmlns:wp14="http://schemas.microsoft.com/office/word/2010/wordprocessingDrawing" xmlns:wp="http://schemas.openxmlformats.org/drawingml/2006/wordprocessingDrawing" xmlns:w10="urn:schemas-microsoft-com:office:word" xmlns:w="http://schemas.openxmlformats.org/wordprocessingml/2006/main" xmlns:w14="http://schemas.microsoft.com/office/word/2010/wordml" xmlns:w15="http://schemas.microsoft.com/office/word/2012/wordml" xmlns:w16se="http://schemas.microsoft.com/office/word/2015/wordml/symex" xmlns:wpg="http://schemas.microsoft.com/office/word/2010/wordprocessingGroup" xmlns:wpi="http://schemas.microsoft.com/office/word/2010/wordprocessingInk" xmlns:wne="http://schemas.microsoft.com/office/word/2006/wordml" xmlns:wps="http://schemas.microsoft.com/office/word/2010/wordprocessingShape" mc:Ignorable="w14 w15 w16se wp14">
   <w:body>
     <w:p>
       <w:pPr>
@@ -12,7 +12,6 @@
           <w:szCs w:val="36"/>
         </w:rPr>
       </w:pPr>
-      <w:proofErr w:type="spellStart"/>
       <w:r>
         <w:rPr>
           <w:rFonts w:ascii="HY헤드라인M" w:eastAsia="HY헤드라인M" w:hint="eastAsia"/>
@@ -20,31 +19,19 @@
           <w:sz w:val="36"/>
           <w:szCs w:val="36"/>
         </w:rPr>
-        <w:t>ch</w:t>
-      </w:r>
-      <w:proofErr w:type="spellEnd"/>
-      <w:r>
-        <w:rPr>
-          <w:rFonts w:ascii="HY헤드라인M" w:eastAsia="HY헤드라인M" w:hint="eastAsia"/>
-          <w:b/>
-          <w:sz w:val="36"/>
-          <w:szCs w:val="36"/>
-        </w:rPr>
-        <w:t xml:space="preserve"> 01. 개요</w:t>
+        <w:t>ch 01. 개요</w:t>
       </w:r>
     </w:p>
     <w:p>
       <w:pPr>
         <w:spacing w:after="0"/>
       </w:pPr>
-      <w:proofErr w:type="gramStart"/>
       <w:r>
         <w:rPr>
           <w:rFonts w:hint="eastAsia"/>
         </w:rPr>
         <w:t>튜토리얼 :</w:t>
       </w:r>
-      <w:proofErr w:type="gramEnd"/>
       <w:r>
         <w:t xml:space="preserve"> </w:t>
       </w:r>
@@ -120,6 +107,8 @@
         </w:rPr>
         <w:t>h</w:t>
       </w:r>
+      <w:bookmarkStart w:id="0" w:name="_GoBack"/>
+      <w:bookmarkEnd w:id="0"/>
       <w:r>
         <w:t>ttps://www.w3schools.com</w:t>
       </w:r>
@@ -151,33 +140,11 @@
         <w:spacing w:after="0"/>
         <w:ind w:leftChars="200" w:left="1120"/>
       </w:pPr>
-      <w:proofErr w:type="spellStart"/>
       <w:r>
         <w:rPr>
           <w:rFonts w:hint="eastAsia"/>
         </w:rPr>
-        <w:t>넷스케이프사에서</w:t>
-      </w:r>
-      <w:proofErr w:type="spellEnd"/>
-      <w:r>
-        <w:rPr>
-          <w:rFonts w:hint="eastAsia"/>
-        </w:rPr>
-        <w:t xml:space="preserve"> </w:t>
-      </w:r>
-      <w:proofErr w:type="spellStart"/>
-      <w:r>
-        <w:rPr>
-          <w:rFonts w:hint="eastAsia"/>
-        </w:rPr>
-        <w:t>모카라는</w:t>
-      </w:r>
-      <w:proofErr w:type="spellEnd"/>
-      <w:r>
-        <w:rPr>
-          <w:rFonts w:hint="eastAsia"/>
-        </w:rPr>
-        <w:t xml:space="preserve"> 이름으로 시작</w:t>
+        <w:t>넷스케이프사에서 모카라는 이름으로 시작</w:t>
       </w:r>
     </w:p>
     <w:p>
@@ -196,19 +163,11 @@
         </w:rPr>
         <w:t xml:space="preserve">이후 </w:t>
       </w:r>
-      <w:proofErr w:type="spellStart"/>
       <w:r>
         <w:rPr>
           <w:rFonts w:hint="eastAsia"/>
         </w:rPr>
-        <w:t>썬마이크로시스템에서</w:t>
-      </w:r>
-      <w:proofErr w:type="spellEnd"/>
-      <w:r>
-        <w:rPr>
-          <w:rFonts w:hint="eastAsia"/>
-        </w:rPr>
-        <w:t xml:space="preserve"> 개발한 자바 프로그래밍 언어와 이름을 같게 하는 마케팅 조약을 채결했을 뿐 자바와 완전히 다른 프로그래밍 언어.</w:t>
+        <w:t>썬마이크로시스템에서 개발한 자바 프로그래밍 언어와 이름을 같게 하는 마케팅 조약을 채결했을 뿐 자바와 완전히 다른 프로그래밍 언어.</w:t>
       </w:r>
     </w:p>
     <w:p>
@@ -274,69 +233,43 @@
         <w:rPr>
           <w:rFonts w:hint="eastAsia"/>
         </w:rPr>
-        <w:t xml:space="preserve">자바 스크립트가 </w:t>
-      </w:r>
-      <w:proofErr w:type="spellStart"/>
+        <w:t>자바 스크립트가 나오고부터 웹</w:t>
+      </w:r>
       <w:r>
         <w:rPr>
           <w:rFonts w:hint="eastAsia"/>
         </w:rPr>
-        <w:t>나오고부터</w:t>
-      </w:r>
-      <w:proofErr w:type="spellEnd"/>
+        <w:t xml:space="preserve"> </w:t>
+      </w:r>
       <w:r>
         <w:rPr>
           <w:rFonts w:hint="eastAsia"/>
         </w:rPr>
-        <w:t xml:space="preserve"> 웹</w:t>
+        <w:t>문서의 내용을 동적으로 바꾸거나 사용자가 마우스를 클릭하는 것 같은 이벤트를 처리할 수 있는 해준다</w:t>
       </w:r>
       <w:r>
         <w:rPr>
           <w:rFonts w:hint="eastAsia"/>
         </w:rPr>
-        <w:t xml:space="preserve"> </w:t>
+        <w:t>.</w:t>
+      </w:r>
+      <w:r>
+        <w:t xml:space="preserve"> J</w:t>
       </w:r>
       <w:r>
         <w:rPr>
           <w:rFonts w:hint="eastAsia"/>
         </w:rPr>
-        <w:t>문서의 내용을 동적으로 바꾸거나 사용자가 마우스를 클릭하는 것 같은 이벤트를 처리할 수 있는 해준다</w:t>
+        <w:t xml:space="preserve">avaScript는 </w:t>
+      </w:r>
+      <w:r>
+        <w:t>HTML</w:t>
       </w:r>
       <w:r>
         <w:rPr>
           <w:rFonts w:hint="eastAsia"/>
         </w:rPr>
-        <w:t>.</w:t>
-      </w:r>
-      <w:r>
-        <w:t xml:space="preserve"> J</w:t>
-      </w:r>
-      <w:r>
-        <w:rPr>
-          <w:rFonts w:hint="eastAsia"/>
-        </w:rPr>
-        <w:t xml:space="preserve">avaScript는 </w:t>
-      </w:r>
-      <w:r>
-        <w:t>HTML</w:t>
-      </w:r>
-      <w:r>
-        <w:rPr>
-          <w:rFonts w:hint="eastAsia"/>
-        </w:rPr>
-        <w:t>에 종</w:t>
-      </w:r>
-      <w:r>
-        <w:rPr>
-          <w:rFonts w:hint="eastAsia"/>
-        </w:rPr>
-        <w:t>속</w:t>
-      </w:r>
-      <w:r>
-        <w:rPr>
-          <w:rFonts w:hint="eastAsia"/>
-        </w:rPr>
-        <w:t>되어 동적인 페이지 구현을 한다.</w:t>
+        <w:t>에 종족되어 동적인 페이지 구현을 한다.</w:t>
       </w:r>
     </w:p>
     <w:p>
@@ -508,29 +441,7 @@
           <w:sz w:val="19"/>
           <w:szCs w:val="19"/>
         </w:rPr>
-        <w:t>="</w:t>
-      </w:r>
-      <w:proofErr w:type="spellStart"/>
-      <w:r>
-        <w:rPr>
-          <w:rFonts w:ascii="돋움체" w:eastAsia="돋움체" w:cs="돋움체"/>
-          <w:color w:val="0000FF"/>
-          <w:kern w:val="0"/>
-          <w:sz w:val="19"/>
-          <w:szCs w:val="19"/>
-        </w:rPr>
-        <w:t>en</w:t>
-      </w:r>
-      <w:proofErr w:type="spellEnd"/>
-      <w:r>
-        <w:rPr>
-          <w:rFonts w:ascii="돋움체" w:eastAsia="돋움체" w:cs="돋움체"/>
-          <w:color w:val="0000FF"/>
-          <w:kern w:val="0"/>
-          <w:sz w:val="19"/>
-          <w:szCs w:val="19"/>
-        </w:rPr>
-        <w:t>"</w:t>
+        <w:t>="en"</w:t>
       </w:r>
       <w:r>
         <w:rPr>
@@ -542,7 +453,6 @@
         </w:rPr>
         <w:t xml:space="preserve"> </w:t>
       </w:r>
-      <w:proofErr w:type="spellStart"/>
       <w:r>
         <w:rPr>
           <w:rFonts w:ascii="돋움체" w:eastAsia="돋움체" w:cs="돋움체"/>
@@ -553,7 +463,6 @@
         </w:rPr>
         <w:t>xmlns</w:t>
       </w:r>
-      <w:proofErr w:type="spellEnd"/>
       <w:r>
         <w:rPr>
           <w:rFonts w:ascii="돋움체" w:eastAsia="돋움체" w:cs="돋움체"/>
@@ -862,31 +771,7 @@
           <w:sz w:val="19"/>
           <w:szCs w:val="19"/>
         </w:rPr>
-        <w:t xml:space="preserve">    </w:t>
-      </w:r>
-      <w:proofErr w:type="spellStart"/>
-      <w:proofErr w:type="gramStart"/>
-      <w:r>
-        <w:rPr>
-          <w:rFonts w:ascii="돋움체" w:eastAsia="돋움체" w:cs="돋움체"/>
-          <w:color w:val="000000"/>
-          <w:kern w:val="0"/>
-          <w:sz w:val="19"/>
-          <w:szCs w:val="19"/>
-        </w:rPr>
-        <w:t>document.write</w:t>
-      </w:r>
-      <w:proofErr w:type="spellEnd"/>
-      <w:proofErr w:type="gramEnd"/>
-      <w:r>
-        <w:rPr>
-          <w:rFonts w:ascii="돋움체" w:eastAsia="돋움체" w:cs="돋움체"/>
-          <w:color w:val="000000"/>
-          <w:kern w:val="0"/>
-          <w:sz w:val="19"/>
-          <w:szCs w:val="19"/>
-        </w:rPr>
-        <w:t>(</w:t>
+        <w:t xml:space="preserve">    document.write(</w:t>
       </w:r>
       <w:r>
         <w:rPr>
@@ -918,7 +803,6 @@
         </w:rPr>
         <w:t xml:space="preserve"> </w:t>
       </w:r>
-      <w:proofErr w:type="spellStart"/>
       <w:r>
         <w:rPr>
           <w:rFonts w:ascii="돋움체" w:eastAsia="돋움체" w:cs="돋움체" w:hint="eastAsia"/>
@@ -929,7 +813,6 @@
         </w:rPr>
         <w:t>메세지</w:t>
       </w:r>
-      <w:proofErr w:type="spellEnd"/>
       <w:r>
         <w:rPr>
           <w:rFonts w:ascii="돋움체" w:eastAsia="돋움체" w:cs="돋움체"/>
@@ -1174,7 +1057,6 @@
         </w:rPr>
         <w:t xml:space="preserve"> </w:t>
       </w:r>
-      <w:proofErr w:type="spellStart"/>
       <w:r>
         <w:rPr>
           <w:rFonts w:ascii="돋움체" w:eastAsia="돋움체" w:cs="돋움체" w:hint="eastAsia"/>
@@ -1185,7 +1067,6 @@
         </w:rPr>
         <w:t>메세지</w:t>
       </w:r>
-      <w:proofErr w:type="spellEnd"/>
       <w:r>
         <w:rPr>
           <w:rFonts w:ascii="돋움체" w:eastAsia="돋움체" w:cs="돋움체"/>
@@ -1272,29 +1153,15 @@
         </w:rPr>
         <w:t>&gt;</w:t>
       </w:r>
-      <w:proofErr w:type="spellStart"/>
-      <w:proofErr w:type="gramStart"/>
-      <w:r>
-        <w:rPr>
-          <w:rFonts w:ascii="돋움체" w:eastAsia="돋움체" w:cs="돋움체"/>
-          <w:color w:val="000000"/>
-          <w:kern w:val="0"/>
-          <w:sz w:val="19"/>
-          <w:szCs w:val="19"/>
-        </w:rPr>
-        <w:t>document.write</w:t>
-      </w:r>
-      <w:proofErr w:type="spellEnd"/>
-      <w:proofErr w:type="gramEnd"/>
-      <w:r>
-        <w:rPr>
-          <w:rFonts w:ascii="돋움체" w:eastAsia="돋움체" w:cs="돋움체"/>
-          <w:color w:val="000000"/>
-          <w:kern w:val="0"/>
-          <w:sz w:val="19"/>
-          <w:szCs w:val="19"/>
-        </w:rPr>
-        <w:t>(</w:t>
+      <w:r>
+        <w:rPr>
+          <w:rFonts w:ascii="돋움체" w:eastAsia="돋움체" w:cs="돋움체"/>
+          <w:color w:val="000000"/>
+          <w:kern w:val="0"/>
+          <w:sz w:val="19"/>
+          <w:szCs w:val="19"/>
+        </w:rPr>
+        <w:t>document.write(</w:t>
       </w:r>
       <w:r>
         <w:rPr>
@@ -1306,7 +1173,6 @@
         </w:rPr>
         <w:t>"&lt;h2&gt;</w:t>
       </w:r>
-      <w:proofErr w:type="spellStart"/>
       <w:r>
         <w:rPr>
           <w:rFonts w:ascii="돋움체" w:eastAsia="돋움체" w:cs="돋움체" w:hint="eastAsia"/>
@@ -1317,7 +1183,6 @@
         </w:rPr>
         <w:t>세번째메세지</w:t>
       </w:r>
-      <w:proofErr w:type="spellEnd"/>
       <w:r>
         <w:rPr>
           <w:rFonts w:ascii="돋움체" w:eastAsia="돋움체" w:cs="돋움체"/>
@@ -1444,7 +1309,6 @@
         </w:rPr>
         <w:t xml:space="preserve"> </w:t>
       </w:r>
-      <w:proofErr w:type="spellStart"/>
       <w:r>
         <w:rPr>
           <w:rFonts w:ascii="돋움체" w:eastAsia="돋움체" w:cs="돋움체" w:hint="eastAsia"/>
@@ -1455,7 +1319,6 @@
         </w:rPr>
         <w:t>메세지</w:t>
       </w:r>
-      <w:proofErr w:type="spellEnd"/>
       <w:r>
         <w:rPr>
           <w:rFonts w:ascii="돋움체" w:eastAsia="돋움체" w:cs="돋움체"/>
@@ -1542,29 +1405,15 @@
         </w:rPr>
         <w:t>&gt;</w:t>
       </w:r>
-      <w:proofErr w:type="spellStart"/>
-      <w:proofErr w:type="gramStart"/>
-      <w:r>
-        <w:rPr>
-          <w:rFonts w:ascii="돋움체" w:eastAsia="돋움체" w:cs="돋움체"/>
-          <w:color w:val="000000"/>
-          <w:kern w:val="0"/>
-          <w:sz w:val="19"/>
-          <w:szCs w:val="19"/>
-        </w:rPr>
-        <w:t>document.write</w:t>
-      </w:r>
-      <w:proofErr w:type="spellEnd"/>
-      <w:proofErr w:type="gramEnd"/>
-      <w:r>
-        <w:rPr>
-          <w:rFonts w:ascii="돋움체" w:eastAsia="돋움체" w:cs="돋움체"/>
-          <w:color w:val="000000"/>
-          <w:kern w:val="0"/>
-          <w:sz w:val="19"/>
-          <w:szCs w:val="19"/>
-        </w:rPr>
-        <w:t>(</w:t>
+      <w:r>
+        <w:rPr>
+          <w:rFonts w:ascii="돋움체" w:eastAsia="돋움체" w:cs="돋움체"/>
+          <w:color w:val="000000"/>
+          <w:kern w:val="0"/>
+          <w:sz w:val="19"/>
+          <w:szCs w:val="19"/>
+        </w:rPr>
+        <w:t>document.write(</w:t>
       </w:r>
       <w:r>
         <w:rPr>
@@ -1576,7 +1425,6 @@
         </w:rPr>
         <w:t>"&lt;h2&gt;</w:t>
       </w:r>
-      <w:proofErr w:type="spellStart"/>
       <w:r>
         <w:rPr>
           <w:rFonts w:ascii="돋움체" w:eastAsia="돋움체" w:cs="돋움체" w:hint="eastAsia"/>
@@ -1587,7 +1435,6 @@
         </w:rPr>
         <w:t>다섯번째메세지</w:t>
       </w:r>
-      <w:proofErr w:type="spellEnd"/>
       <w:r>
         <w:rPr>
           <w:rFonts w:ascii="돋움체" w:eastAsia="돋움체" w:cs="돋움체"/>
@@ -1694,7 +1541,6 @@
         </w:rPr>
         <w:t>&gt;</w:t>
       </w:r>
-      <w:proofErr w:type="spellStart"/>
       <w:r>
         <w:rPr>
           <w:rFonts w:ascii="돋움체" w:eastAsia="돋움체" w:cs="돋움체" w:hint="eastAsia"/>
@@ -1705,7 +1551,6 @@
         </w:rPr>
         <w:t>여섯번째</w:t>
       </w:r>
-      <w:proofErr w:type="spellEnd"/>
       <w:r>
         <w:rPr>
           <w:rFonts w:ascii="돋움체" w:eastAsia="돋움체" w:cs="돋움체"/>
@@ -1716,7 +1561,6 @@
         </w:rPr>
         <w:t xml:space="preserve"> </w:t>
       </w:r>
-      <w:proofErr w:type="spellStart"/>
       <w:r>
         <w:rPr>
           <w:rFonts w:ascii="돋움체" w:eastAsia="돋움체" w:cs="돋움체" w:hint="eastAsia"/>
@@ -1727,7 +1571,6 @@
         </w:rPr>
         <w:t>메세지</w:t>
       </w:r>
-      <w:proofErr w:type="spellEnd"/>
       <w:r>
         <w:rPr>
           <w:rFonts w:ascii="돋움체" w:eastAsia="돋움체" w:cs="돋움체"/>
@@ -1886,29 +1729,15 @@
         </w:rPr>
         <w:t>&gt;</w:t>
       </w:r>
-      <w:proofErr w:type="spellStart"/>
-      <w:proofErr w:type="gramStart"/>
-      <w:r>
-        <w:rPr>
-          <w:rFonts w:ascii="돋움체" w:eastAsia="돋움체" w:cs="돋움체"/>
-          <w:color w:val="000000"/>
-          <w:kern w:val="0"/>
-          <w:sz w:val="19"/>
-          <w:szCs w:val="19"/>
-        </w:rPr>
-        <w:t>document.write</w:t>
-      </w:r>
-      <w:proofErr w:type="spellEnd"/>
-      <w:proofErr w:type="gramEnd"/>
-      <w:r>
-        <w:rPr>
-          <w:rFonts w:ascii="돋움체" w:eastAsia="돋움체" w:cs="돋움체"/>
-          <w:color w:val="000000"/>
-          <w:kern w:val="0"/>
-          <w:sz w:val="19"/>
-          <w:szCs w:val="19"/>
-        </w:rPr>
-        <w:t>(</w:t>
+      <w:r>
+        <w:rPr>
+          <w:rFonts w:ascii="돋움체" w:eastAsia="돋움체" w:cs="돋움체"/>
+          <w:color w:val="000000"/>
+          <w:kern w:val="0"/>
+          <w:sz w:val="19"/>
+          <w:szCs w:val="19"/>
+        </w:rPr>
+        <w:t>document.write(</w:t>
       </w:r>
       <w:r>
         <w:rPr>
@@ -1920,7 +1749,6 @@
         </w:rPr>
         <w:t>"&lt;h2&gt;</w:t>
       </w:r>
-      <w:proofErr w:type="spellStart"/>
       <w:r>
         <w:rPr>
           <w:rFonts w:ascii="돋움체" w:eastAsia="돋움체" w:cs="돋움체" w:hint="eastAsia"/>
@@ -1931,7 +1759,6 @@
         </w:rPr>
         <w:t>일곱번째메세지</w:t>
       </w:r>
-      <w:proofErr w:type="spellEnd"/>
       <w:r>
         <w:rPr>
           <w:rFonts w:ascii="돋움체" w:eastAsia="돋움체" w:cs="돋움체"/>
@@ -2063,29 +1890,7 @@
           <w:sz w:val="19"/>
           <w:szCs w:val="19"/>
         </w:rPr>
-        <w:t>="</w:t>
-      </w:r>
-      <w:proofErr w:type="spellStart"/>
-      <w:r>
-        <w:rPr>
-          <w:rFonts w:ascii="돋움체" w:hAnsi="돋움체" w:cs="돋움체"/>
-          <w:color w:val="0000FF"/>
-          <w:kern w:val="0"/>
-          <w:sz w:val="19"/>
-          <w:szCs w:val="19"/>
-        </w:rPr>
-        <w:t>en</w:t>
-      </w:r>
-      <w:proofErr w:type="spellEnd"/>
-      <w:r>
-        <w:rPr>
-          <w:rFonts w:ascii="돋움체" w:hAnsi="돋움체" w:cs="돋움체"/>
-          <w:color w:val="0000FF"/>
-          <w:kern w:val="0"/>
-          <w:sz w:val="19"/>
-          <w:szCs w:val="19"/>
-        </w:rPr>
-        <w:t>"</w:t>
+        <w:t>="en"</w:t>
       </w:r>
       <w:r>
         <w:rPr>
@@ -2097,7 +1902,6 @@
         </w:rPr>
         <w:t xml:space="preserve"> </w:t>
       </w:r>
-      <w:proofErr w:type="spellStart"/>
       <w:r>
         <w:rPr>
           <w:rFonts w:ascii="돋움체" w:hAnsi="돋움체" w:cs="돋움체"/>
@@ -2108,7 +1912,6 @@
         </w:rPr>
         <w:t>xmlns</w:t>
       </w:r>
-      <w:proofErr w:type="spellEnd"/>
       <w:r>
         <w:rPr>
           <w:rFonts w:ascii="돋움체" w:hAnsi="돋움체" w:cs="돋움체"/>
@@ -2417,31 +2220,7 @@
           <w:sz w:val="19"/>
           <w:szCs w:val="19"/>
         </w:rPr>
-        <w:t xml:space="preserve">    </w:t>
-      </w:r>
-      <w:proofErr w:type="spellStart"/>
-      <w:proofErr w:type="gramStart"/>
-      <w:r>
-        <w:rPr>
-          <w:rFonts w:ascii="돋움체" w:hAnsi="돋움체" w:cs="돋움체"/>
-          <w:color w:val="000000"/>
-          <w:kern w:val="0"/>
-          <w:sz w:val="19"/>
-          <w:szCs w:val="19"/>
-        </w:rPr>
-        <w:t>document.write</w:t>
-      </w:r>
-      <w:proofErr w:type="spellEnd"/>
-      <w:proofErr w:type="gramEnd"/>
-      <w:r>
-        <w:rPr>
-          <w:rFonts w:ascii="돋움체" w:hAnsi="돋움체" w:cs="돋움체"/>
-          <w:color w:val="000000"/>
-          <w:kern w:val="0"/>
-          <w:sz w:val="19"/>
-          <w:szCs w:val="19"/>
-        </w:rPr>
-        <w:t>(</w:t>
+        <w:t xml:space="preserve">    document.write(</w:t>
       </w:r>
       <w:r>
         <w:rPr>
@@ -2858,29 +2637,7 @@
           <w:sz w:val="19"/>
           <w:szCs w:val="19"/>
         </w:rPr>
-        <w:t xml:space="preserve">    </w:t>
-      </w:r>
-      <w:proofErr w:type="spellStart"/>
-      <w:r>
-        <w:rPr>
-          <w:rFonts w:ascii="돋움체" w:hAnsi="돋움체" w:cs="돋움체"/>
-          <w:color w:val="000000"/>
-          <w:kern w:val="0"/>
-          <w:sz w:val="19"/>
-          <w:szCs w:val="19"/>
-        </w:rPr>
-        <w:t>document.body.innerHTML</w:t>
-      </w:r>
-      <w:proofErr w:type="spellEnd"/>
-      <w:r>
-        <w:rPr>
-          <w:rFonts w:ascii="돋움체" w:hAnsi="돋움체" w:cs="돋움체"/>
-          <w:color w:val="000000"/>
-          <w:kern w:val="0"/>
-          <w:sz w:val="19"/>
-          <w:szCs w:val="19"/>
-        </w:rPr>
-        <w:t xml:space="preserve"> += </w:t>
+        <w:t xml:space="preserve">    document.body.innerHTML += </w:t>
       </w:r>
       <w:r>
         <w:rPr>
@@ -3094,7 +2851,6 @@
         </w:rPr>
         <w:t xml:space="preserve"> </w:t>
       </w:r>
-      <w:proofErr w:type="spellStart"/>
       <w:r>
         <w:rPr>
           <w:rFonts w:ascii="돋움체" w:hAnsi="돋움체" w:cs="돋움체"/>
@@ -3105,7 +2861,6 @@
         </w:rPr>
         <w:t>메세지</w:t>
       </w:r>
-      <w:proofErr w:type="spellEnd"/>
       <w:r>
         <w:rPr>
           <w:rFonts w:ascii="돋움체" w:hAnsi="돋움체" w:cs="돋움체"/>
@@ -3292,7 +3047,6 @@
         </w:rPr>
         <w:t xml:space="preserve"> </w:t>
       </w:r>
-      <w:proofErr w:type="spellStart"/>
       <w:r>
         <w:rPr>
           <w:rFonts w:ascii="돋움체" w:hAnsi="돋움체" w:cs="돋움체"/>
@@ -3303,7 +3057,6 @@
         </w:rPr>
         <w:t>메세지</w:t>
       </w:r>
-      <w:proofErr w:type="spellEnd"/>
       <w:r>
         <w:rPr>
           <w:rFonts w:ascii="돋움체" w:hAnsi="돋움체" w:cs="돋움체"/>
@@ -3498,35 +3251,7 @@
         <w:rPr>
           <w:rFonts w:hint="eastAsia"/>
         </w:rPr>
-        <w:t xml:space="preserve"> 코드에 오류가 있다면 우측하단에 경고가 뜬다. 이 경고를 누르면 코드는 </w:t>
-      </w:r>
-      <w:proofErr w:type="spellStart"/>
-      <w:r>
-        <w:rPr>
-          <w:rFonts w:hint="eastAsia"/>
-        </w:rPr>
-        <w:t>몇번째</w:t>
-      </w:r>
-      <w:proofErr w:type="spellEnd"/>
-      <w:r>
-        <w:rPr>
-          <w:rFonts w:hint="eastAsia"/>
-        </w:rPr>
-        <w:t xml:space="preserve"> 코드의 </w:t>
-      </w:r>
-      <w:proofErr w:type="spellStart"/>
-      <w:r>
-        <w:rPr>
-          <w:rFonts w:hint="eastAsia"/>
-        </w:rPr>
-        <w:t>몇번째</w:t>
-      </w:r>
-      <w:proofErr w:type="spellEnd"/>
-      <w:r>
-        <w:rPr>
-          <w:rFonts w:hint="eastAsia"/>
-        </w:rPr>
-        <w:t xml:space="preserve"> 줄에서 오류가 발생했는지 확인할 수 있다.</w:t>
+        <w:t xml:space="preserve"> 코드에 오류가 있다면 우측하단에 경고가 뜬다. 이 경고를 누르면 코드는 몇번째 코드의 몇번째 줄에서 오류가 발생했는지 확인할 수 있다.</w:t>
       </w:r>
     </w:p>
     <w:p>
@@ -3658,29 +3383,7 @@
           <w:sz w:val="19"/>
           <w:szCs w:val="19"/>
         </w:rPr>
-        <w:t>="</w:t>
-      </w:r>
-      <w:proofErr w:type="spellStart"/>
-      <w:r>
-        <w:rPr>
-          <w:rFonts w:ascii="돋움체" w:eastAsia="돋움체" w:cs="돋움체"/>
-          <w:color w:val="0000FF"/>
-          <w:kern w:val="0"/>
-          <w:sz w:val="19"/>
-          <w:szCs w:val="19"/>
-        </w:rPr>
-        <w:t>en</w:t>
-      </w:r>
-      <w:proofErr w:type="spellEnd"/>
-      <w:r>
-        <w:rPr>
-          <w:rFonts w:ascii="돋움체" w:eastAsia="돋움체" w:cs="돋움체"/>
-          <w:color w:val="0000FF"/>
-          <w:kern w:val="0"/>
-          <w:sz w:val="19"/>
-          <w:szCs w:val="19"/>
-        </w:rPr>
-        <w:t>"</w:t>
+        <w:t>="en"</w:t>
       </w:r>
       <w:r>
         <w:rPr>
@@ -3692,7 +3395,6 @@
         </w:rPr>
         <w:t xml:space="preserve"> </w:t>
       </w:r>
-      <w:proofErr w:type="spellStart"/>
       <w:r>
         <w:rPr>
           <w:rFonts w:ascii="돋움체" w:eastAsia="돋움체" w:cs="돋움체"/>
@@ -3703,7 +3405,6 @@
         </w:rPr>
         <w:t>xmlns</w:t>
       </w:r>
-      <w:proofErr w:type="spellEnd"/>
       <w:r>
         <w:rPr>
           <w:rFonts w:ascii="돋움체" w:eastAsia="돋움체" w:cs="돋움체"/>
@@ -4022,51 +3723,7 @@
           <w:sz w:val="19"/>
           <w:szCs w:val="19"/>
         </w:rPr>
-        <w:t xml:space="preserve">// int </w:t>
-      </w:r>
-      <w:proofErr w:type="spellStart"/>
-      <w:r>
-        <w:rPr>
-          <w:rFonts w:ascii="돋움체" w:eastAsia="돋움체" w:cs="돋움체"/>
-          <w:color w:val="008000"/>
-          <w:kern w:val="0"/>
-          <w:sz w:val="19"/>
-          <w:szCs w:val="19"/>
-        </w:rPr>
-        <w:t>i</w:t>
-      </w:r>
-      <w:proofErr w:type="spellEnd"/>
-      <w:r>
-        <w:rPr>
-          <w:rFonts w:ascii="돋움체" w:eastAsia="돋움체" w:cs="돋움체"/>
-          <w:color w:val="008000"/>
-          <w:kern w:val="0"/>
-          <w:sz w:val="19"/>
-          <w:szCs w:val="19"/>
-        </w:rPr>
-        <w:t xml:space="preserve"> = 10; </w:t>
-      </w:r>
-      <w:proofErr w:type="spellStart"/>
-      <w:r>
-        <w:rPr>
-          <w:rFonts w:ascii="돋움체" w:eastAsia="돋움체" w:cs="돋움체"/>
-          <w:color w:val="008000"/>
-          <w:kern w:val="0"/>
-          <w:sz w:val="19"/>
-          <w:szCs w:val="19"/>
-        </w:rPr>
-        <w:t>i</w:t>
-      </w:r>
-      <w:proofErr w:type="spellEnd"/>
-      <w:r>
-        <w:rPr>
-          <w:rFonts w:ascii="돋움체" w:eastAsia="돋움체" w:cs="돋움체"/>
-          <w:color w:val="008000"/>
-          <w:kern w:val="0"/>
-          <w:sz w:val="19"/>
-          <w:szCs w:val="19"/>
-        </w:rPr>
-        <w:t>="Hello";</w:t>
+        <w:t>// int i = 10; i="Hello";</w:t>
       </w:r>
     </w:p>
     <w:p>
@@ -4112,29 +3769,7 @@
           <w:sz w:val="19"/>
           <w:szCs w:val="19"/>
         </w:rPr>
-        <w:t xml:space="preserve"> </w:t>
-      </w:r>
-      <w:proofErr w:type="spellStart"/>
-      <w:r>
-        <w:rPr>
-          <w:rFonts w:ascii="돋움체" w:eastAsia="돋움체" w:cs="돋움체"/>
-          <w:color w:val="000000"/>
-          <w:kern w:val="0"/>
-          <w:sz w:val="19"/>
-          <w:szCs w:val="19"/>
-        </w:rPr>
-        <w:t>al_pha</w:t>
-      </w:r>
-      <w:proofErr w:type="spellEnd"/>
-      <w:r>
-        <w:rPr>
-          <w:rFonts w:ascii="돋움체" w:eastAsia="돋움체" w:cs="돋움체"/>
-          <w:color w:val="000000"/>
-          <w:kern w:val="0"/>
-          <w:sz w:val="19"/>
-          <w:szCs w:val="19"/>
-        </w:rPr>
-        <w:t xml:space="preserve"> = 10;</w:t>
+        <w:t xml:space="preserve"> al_pha = 10;</w:t>
       </w:r>
     </w:p>
     <w:p>
@@ -4160,20 +3795,8 @@
           <w:sz w:val="19"/>
           <w:szCs w:val="19"/>
         </w:rPr>
-        <w:t xml:space="preserve">        </w:t>
-      </w:r>
-      <w:proofErr w:type="gramStart"/>
-      <w:r>
-        <w:rPr>
-          <w:rFonts w:ascii="돋움체" w:eastAsia="돋움체" w:cs="돋움체"/>
-          <w:color w:val="000000"/>
-          <w:kern w:val="0"/>
-          <w:sz w:val="19"/>
-          <w:szCs w:val="19"/>
-        </w:rPr>
-        <w:t>alert(</w:t>
-      </w:r>
-      <w:proofErr w:type="gramEnd"/>
+        <w:t xml:space="preserve">        alert(</w:t>
+      </w:r>
       <w:r>
         <w:rPr>
           <w:rFonts w:ascii="돋움체" w:eastAsia="돋움체" w:cs="돋움체"/>
@@ -4182,9 +3805,90 @@
           <w:sz w:val="19"/>
           <w:szCs w:val="19"/>
         </w:rPr>
-        <w:t>'</w:t>
-      </w:r>
-      <w:proofErr w:type="spellStart"/>
+        <w:t>'al_pha='</w:t>
+      </w:r>
+      <w:r>
+        <w:rPr>
+          <w:rFonts w:ascii="돋움체" w:eastAsia="돋움체" w:cs="돋움체"/>
+          <w:color w:val="000000"/>
+          <w:kern w:val="0"/>
+          <w:sz w:val="19"/>
+          <w:szCs w:val="19"/>
+        </w:rPr>
+        <w:t xml:space="preserve"> + al</w:t>
+      </w:r>
+      <w:r>
+        <w:rPr>
+          <w:rFonts w:ascii="돋움체" w:eastAsia="돋움체" w:cs="돋움체"/>
+          <w:color w:val="000000"/>
+          <w:kern w:val="0"/>
+          <w:sz w:val="19"/>
+          <w:szCs w:val="19"/>
+        </w:rPr>
+        <w:t>-</w:t>
+      </w:r>
+      <w:r>
+        <w:rPr>
+          <w:rFonts w:ascii="돋움체" w:eastAsia="돋움체" w:cs="돋움체"/>
+          <w:color w:val="000000"/>
+          <w:kern w:val="0"/>
+          <w:sz w:val="19"/>
+          <w:szCs w:val="19"/>
+        </w:rPr>
+        <w:t>pha)</w:t>
+      </w:r>
+    </w:p>
+    <w:p>
+      <w:pPr>
+        <w:wordWrap/>
+        <w:adjustRightInd w:val="0"/>
+        <w:spacing w:after="0" w:line="240" w:lineRule="auto"/>
+        <w:ind w:leftChars="800" w:left="1600"/>
+        <w:jc w:val="left"/>
+        <w:rPr>
+          <w:rFonts w:ascii="돋움체" w:eastAsia="돋움체" w:cs="돋움체"/>
+          <w:color w:val="000000"/>
+          <w:kern w:val="0"/>
+          <w:sz w:val="19"/>
+          <w:szCs w:val="19"/>
+        </w:rPr>
+      </w:pPr>
+      <w:r>
+        <w:rPr>
+          <w:rFonts w:ascii="돋움체" w:eastAsia="돋움체" w:cs="돋움체"/>
+          <w:color w:val="000000"/>
+          <w:kern w:val="0"/>
+          <w:sz w:val="19"/>
+          <w:szCs w:val="19"/>
+        </w:rPr>
+        <w:t xml:space="preserve">        alert(1);</w:t>
+      </w:r>
+    </w:p>
+    <w:p>
+      <w:pPr>
+        <w:wordWrap/>
+        <w:adjustRightInd w:val="0"/>
+        <w:spacing w:after="0" w:line="240" w:lineRule="auto"/>
+        <w:ind w:leftChars="800" w:left="1600"/>
+        <w:jc w:val="left"/>
+        <w:rPr>
+          <w:rFonts w:ascii="돋움체" w:eastAsia="돋움체" w:cs="돋움체"/>
+          <w:color w:val="000000"/>
+          <w:kern w:val="0"/>
+          <w:sz w:val="19"/>
+          <w:szCs w:val="19"/>
+        </w:rPr>
+      </w:pPr>
+      <w:r>
+        <w:rPr>
+          <w:rFonts w:ascii="돋움체" w:eastAsia="돋움체" w:cs="돋움체"/>
+          <w:color w:val="000000"/>
+          <w:kern w:val="0"/>
+          <w:sz w:val="19"/>
+          <w:szCs w:val="19"/>
+        </w:rPr>
+        <w:t xml:space="preserve">        al_pha = </w:t>
+      </w:r>
       <w:r>
         <w:rPr>
           <w:rFonts w:ascii="돋움체" w:eastAsia="돋움체" w:cs="돋움체"/>
@@ -4193,9 +3897,70 @@
           <w:sz w:val="19"/>
           <w:szCs w:val="19"/>
         </w:rPr>
-        <w:t>al_pha</w:t>
-      </w:r>
-      <w:proofErr w:type="spellEnd"/>
+        <w:t>'Hello'</w:t>
+      </w:r>
+      <w:r>
+        <w:rPr>
+          <w:rFonts w:ascii="돋움체" w:eastAsia="돋움체" w:cs="돋움체"/>
+          <w:color w:val="000000"/>
+          <w:kern w:val="0"/>
+          <w:sz w:val="19"/>
+          <w:szCs w:val="19"/>
+        </w:rPr>
+        <w:t>;</w:t>
+      </w:r>
+    </w:p>
+    <w:p>
+      <w:pPr>
+        <w:wordWrap/>
+        <w:adjustRightInd w:val="0"/>
+        <w:spacing w:after="0" w:line="240" w:lineRule="auto"/>
+        <w:ind w:leftChars="800" w:left="1600"/>
+        <w:jc w:val="left"/>
+        <w:rPr>
+          <w:rFonts w:ascii="돋움체" w:eastAsia="돋움체" w:cs="돋움체"/>
+          <w:color w:val="000000"/>
+          <w:kern w:val="0"/>
+          <w:sz w:val="19"/>
+          <w:szCs w:val="19"/>
+        </w:rPr>
+      </w:pPr>
+      <w:r>
+        <w:rPr>
+          <w:rFonts w:ascii="돋움체" w:eastAsia="돋움체" w:cs="돋움체"/>
+          <w:color w:val="000000"/>
+          <w:kern w:val="0"/>
+          <w:sz w:val="19"/>
+          <w:szCs w:val="19"/>
+        </w:rPr>
+        <w:t xml:space="preserve">        alert(2);</w:t>
+      </w:r>
+    </w:p>
+    <w:p>
+      <w:pPr>
+        <w:wordWrap/>
+        <w:adjustRightInd w:val="0"/>
+        <w:spacing w:after="0" w:line="240" w:lineRule="auto"/>
+        <w:ind w:leftChars="800" w:left="1600"/>
+        <w:jc w:val="left"/>
+        <w:rPr>
+          <w:rFonts w:ascii="돋움체" w:eastAsia="돋움체" w:cs="돋움체"/>
+          <w:color w:val="000000"/>
+          <w:kern w:val="0"/>
+          <w:sz w:val="19"/>
+          <w:szCs w:val="19"/>
+        </w:rPr>
+      </w:pPr>
+      <w:r>
+        <w:rPr>
+          <w:rFonts w:ascii="돋움체" w:eastAsia="돋움체" w:cs="돋움체"/>
+          <w:color w:val="000000"/>
+          <w:kern w:val="0"/>
+          <w:sz w:val="19"/>
+          <w:szCs w:val="19"/>
+        </w:rPr>
+        <w:t xml:space="preserve">        alert(</w:t>
+      </w:r>
       <w:r>
         <w:rPr>
           <w:rFonts w:ascii="돋움체" w:eastAsia="돋움체" w:cs="돋움체"/>
@@ -4204,49 +3969,17 @@
           <w:sz w:val="19"/>
           <w:szCs w:val="19"/>
         </w:rPr>
-        <w:t>='</w:t>
-      </w:r>
-      <w:r>
-        <w:rPr>
-          <w:rFonts w:ascii="돋움체" w:eastAsia="돋움체" w:cs="돋움체"/>
-          <w:color w:val="000000"/>
-          <w:kern w:val="0"/>
-          <w:sz w:val="19"/>
-          <w:szCs w:val="19"/>
-        </w:rPr>
-        <w:t xml:space="preserve"> + al</w:t>
-      </w:r>
-      <w:r>
-        <w:rPr>
-          <w:rFonts w:ascii="돋움체" w:eastAsia="돋움체" w:cs="돋움체"/>
-          <w:color w:val="000000"/>
-          <w:kern w:val="0"/>
-          <w:sz w:val="19"/>
-          <w:szCs w:val="19"/>
-        </w:rPr>
-        <w:t>-</w:t>
-      </w:r>
-      <w:proofErr w:type="spellStart"/>
-      <w:r>
-        <w:rPr>
-          <w:rFonts w:ascii="돋움체" w:eastAsia="돋움체" w:cs="돋움체"/>
-          <w:color w:val="000000"/>
-          <w:kern w:val="0"/>
-          <w:sz w:val="19"/>
-          <w:szCs w:val="19"/>
-        </w:rPr>
-        <w:t>pha</w:t>
-      </w:r>
-      <w:proofErr w:type="spellEnd"/>
-      <w:r>
-        <w:rPr>
-          <w:rFonts w:ascii="돋움체" w:eastAsia="돋움체" w:cs="돋움체"/>
-          <w:color w:val="000000"/>
-          <w:kern w:val="0"/>
-          <w:sz w:val="19"/>
-          <w:szCs w:val="19"/>
-        </w:rPr>
-        <w:t>)</w:t>
+        <w:t>'al_pha='</w:t>
+      </w:r>
+      <w:r>
+        <w:rPr>
+          <w:rFonts w:ascii="돋움체" w:eastAsia="돋움체" w:cs="돋움체"/>
+          <w:color w:val="000000"/>
+          <w:kern w:val="0"/>
+          <w:sz w:val="19"/>
+          <w:szCs w:val="19"/>
+        </w:rPr>
+        <w:t xml:space="preserve"> + al_pha);</w:t>
       </w:r>
     </w:p>
     <w:p>
@@ -4272,29 +4005,7 @@
           <w:sz w:val="19"/>
           <w:szCs w:val="19"/>
         </w:rPr>
-        <w:t xml:space="preserve">        </w:t>
-      </w:r>
-      <w:proofErr w:type="gramStart"/>
-      <w:r>
-        <w:rPr>
-          <w:rFonts w:ascii="돋움체" w:eastAsia="돋움체" w:cs="돋움체"/>
-          <w:color w:val="000000"/>
-          <w:kern w:val="0"/>
-          <w:sz w:val="19"/>
-          <w:szCs w:val="19"/>
-        </w:rPr>
-        <w:t>alert(</w:t>
-      </w:r>
-      <w:proofErr w:type="gramEnd"/>
-      <w:r>
-        <w:rPr>
-          <w:rFonts w:ascii="돋움체" w:eastAsia="돋움체" w:cs="돋움체"/>
-          <w:color w:val="000000"/>
-          <w:kern w:val="0"/>
-          <w:sz w:val="19"/>
-          <w:szCs w:val="19"/>
-        </w:rPr>
-        <w:t>1);</w:t>
+        <w:t xml:space="preserve">        alert(3);</w:t>
       </w:r>
     </w:p>
     <w:p>
@@ -4320,29 +4031,7 @@
           <w:sz w:val="19"/>
           <w:szCs w:val="19"/>
         </w:rPr>
-        <w:t xml:space="preserve">        </w:t>
-      </w:r>
-      <w:proofErr w:type="spellStart"/>
-      <w:r>
-        <w:rPr>
-          <w:rFonts w:ascii="돋움체" w:eastAsia="돋움체" w:cs="돋움체"/>
-          <w:color w:val="000000"/>
-          <w:kern w:val="0"/>
-          <w:sz w:val="19"/>
-          <w:szCs w:val="19"/>
-        </w:rPr>
-        <w:t>al_pha</w:t>
-      </w:r>
-      <w:proofErr w:type="spellEnd"/>
-      <w:r>
-        <w:rPr>
-          <w:rFonts w:ascii="돋움체" w:eastAsia="돋움체" w:cs="돋움체"/>
-          <w:color w:val="000000"/>
-          <w:kern w:val="0"/>
-          <w:sz w:val="19"/>
-          <w:szCs w:val="19"/>
-        </w:rPr>
-        <w:t xml:space="preserve"> = </w:t>
+        <w:t xml:space="preserve">        document.write(</w:t>
       </w:r>
       <w:r>
         <w:rPr>
@@ -4352,297 +4041,7 @@
           <w:sz w:val="19"/>
           <w:szCs w:val="19"/>
         </w:rPr>
-        <w:t>'Hello'</w:t>
-      </w:r>
-      <w:r>
-        <w:rPr>
-          <w:rFonts w:ascii="돋움체" w:eastAsia="돋움체" w:cs="돋움체"/>
-          <w:color w:val="000000"/>
-          <w:kern w:val="0"/>
-          <w:sz w:val="19"/>
-          <w:szCs w:val="19"/>
-        </w:rPr>
-        <w:t>;</w:t>
-      </w:r>
-    </w:p>
-    <w:p>
-      <w:pPr>
-        <w:wordWrap/>
-        <w:adjustRightInd w:val="0"/>
-        <w:spacing w:after="0" w:line="240" w:lineRule="auto"/>
-        <w:ind w:leftChars="800" w:left="1600"/>
-        <w:jc w:val="left"/>
-        <w:rPr>
-          <w:rFonts w:ascii="돋움체" w:eastAsia="돋움체" w:cs="돋움체"/>
-          <w:color w:val="000000"/>
-          <w:kern w:val="0"/>
-          <w:sz w:val="19"/>
-          <w:szCs w:val="19"/>
-        </w:rPr>
-      </w:pPr>
-      <w:r>
-        <w:rPr>
-          <w:rFonts w:ascii="돋움체" w:eastAsia="돋움체" w:cs="돋움체"/>
-          <w:color w:val="000000"/>
-          <w:kern w:val="0"/>
-          <w:sz w:val="19"/>
-          <w:szCs w:val="19"/>
-        </w:rPr>
-        <w:t xml:space="preserve">        </w:t>
-      </w:r>
-      <w:proofErr w:type="gramStart"/>
-      <w:r>
-        <w:rPr>
-          <w:rFonts w:ascii="돋움체" w:eastAsia="돋움체" w:cs="돋움체"/>
-          <w:color w:val="000000"/>
-          <w:kern w:val="0"/>
-          <w:sz w:val="19"/>
-          <w:szCs w:val="19"/>
-        </w:rPr>
-        <w:t>alert(</w:t>
-      </w:r>
-      <w:proofErr w:type="gramEnd"/>
-      <w:r>
-        <w:rPr>
-          <w:rFonts w:ascii="돋움체" w:eastAsia="돋움체" w:cs="돋움체"/>
-          <w:color w:val="000000"/>
-          <w:kern w:val="0"/>
-          <w:sz w:val="19"/>
-          <w:szCs w:val="19"/>
-        </w:rPr>
-        <w:t>2);</w:t>
-      </w:r>
-    </w:p>
-    <w:p>
-      <w:pPr>
-        <w:wordWrap/>
-        <w:adjustRightInd w:val="0"/>
-        <w:spacing w:after="0" w:line="240" w:lineRule="auto"/>
-        <w:ind w:leftChars="800" w:left="1600"/>
-        <w:jc w:val="left"/>
-        <w:rPr>
-          <w:rFonts w:ascii="돋움체" w:eastAsia="돋움체" w:cs="돋움체"/>
-          <w:color w:val="000000"/>
-          <w:kern w:val="0"/>
-          <w:sz w:val="19"/>
-          <w:szCs w:val="19"/>
-        </w:rPr>
-      </w:pPr>
-      <w:r>
-        <w:rPr>
-          <w:rFonts w:ascii="돋움체" w:eastAsia="돋움체" w:cs="돋움체"/>
-          <w:color w:val="000000"/>
-          <w:kern w:val="0"/>
-          <w:sz w:val="19"/>
-          <w:szCs w:val="19"/>
-        </w:rPr>
-        <w:t xml:space="preserve">        </w:t>
-      </w:r>
-      <w:proofErr w:type="gramStart"/>
-      <w:r>
-        <w:rPr>
-          <w:rFonts w:ascii="돋움체" w:eastAsia="돋움체" w:cs="돋움체"/>
-          <w:color w:val="000000"/>
-          <w:kern w:val="0"/>
-          <w:sz w:val="19"/>
-          <w:szCs w:val="19"/>
-        </w:rPr>
-        <w:t>alert(</w:t>
-      </w:r>
-      <w:proofErr w:type="gramEnd"/>
-      <w:r>
-        <w:rPr>
-          <w:rFonts w:ascii="돋움체" w:eastAsia="돋움체" w:cs="돋움체"/>
-          <w:color w:val="A31515"/>
-          <w:kern w:val="0"/>
-          <w:sz w:val="19"/>
-          <w:szCs w:val="19"/>
-        </w:rPr>
-        <w:t>'</w:t>
-      </w:r>
-      <w:proofErr w:type="spellStart"/>
-      <w:r>
-        <w:rPr>
-          <w:rFonts w:ascii="돋움체" w:eastAsia="돋움체" w:cs="돋움체"/>
-          <w:color w:val="A31515"/>
-          <w:kern w:val="0"/>
-          <w:sz w:val="19"/>
-          <w:szCs w:val="19"/>
-        </w:rPr>
-        <w:t>al_pha</w:t>
-      </w:r>
-      <w:proofErr w:type="spellEnd"/>
-      <w:r>
-        <w:rPr>
-          <w:rFonts w:ascii="돋움체" w:eastAsia="돋움체" w:cs="돋움체"/>
-          <w:color w:val="A31515"/>
-          <w:kern w:val="0"/>
-          <w:sz w:val="19"/>
-          <w:szCs w:val="19"/>
-        </w:rPr>
-        <w:t>='</w:t>
-      </w:r>
-      <w:r>
-        <w:rPr>
-          <w:rFonts w:ascii="돋움체" w:eastAsia="돋움체" w:cs="돋움체"/>
-          <w:color w:val="000000"/>
-          <w:kern w:val="0"/>
-          <w:sz w:val="19"/>
-          <w:szCs w:val="19"/>
-        </w:rPr>
-        <w:t xml:space="preserve"> + </w:t>
-      </w:r>
-      <w:proofErr w:type="spellStart"/>
-      <w:r>
-        <w:rPr>
-          <w:rFonts w:ascii="돋움체" w:eastAsia="돋움체" w:cs="돋움체"/>
-          <w:color w:val="000000"/>
-          <w:kern w:val="0"/>
-          <w:sz w:val="19"/>
-          <w:szCs w:val="19"/>
-        </w:rPr>
-        <w:t>al_pha</w:t>
-      </w:r>
-      <w:proofErr w:type="spellEnd"/>
-      <w:r>
-        <w:rPr>
-          <w:rFonts w:ascii="돋움체" w:eastAsia="돋움체" w:cs="돋움체"/>
-          <w:color w:val="000000"/>
-          <w:kern w:val="0"/>
-          <w:sz w:val="19"/>
-          <w:szCs w:val="19"/>
-        </w:rPr>
-        <w:t>);</w:t>
-      </w:r>
-    </w:p>
-    <w:p>
-      <w:pPr>
-        <w:wordWrap/>
-        <w:adjustRightInd w:val="0"/>
-        <w:spacing w:after="0" w:line="240" w:lineRule="auto"/>
-        <w:ind w:leftChars="800" w:left="1600"/>
-        <w:jc w:val="left"/>
-        <w:rPr>
-          <w:rFonts w:ascii="돋움체" w:eastAsia="돋움체" w:cs="돋움체"/>
-          <w:color w:val="000000"/>
-          <w:kern w:val="0"/>
-          <w:sz w:val="19"/>
-          <w:szCs w:val="19"/>
-        </w:rPr>
-      </w:pPr>
-      <w:r>
-        <w:rPr>
-          <w:rFonts w:ascii="돋움체" w:eastAsia="돋움체" w:cs="돋움체"/>
-          <w:color w:val="000000"/>
-          <w:kern w:val="0"/>
-          <w:sz w:val="19"/>
-          <w:szCs w:val="19"/>
-        </w:rPr>
-        <w:t xml:space="preserve">        </w:t>
-      </w:r>
-      <w:proofErr w:type="gramStart"/>
-      <w:r>
-        <w:rPr>
-          <w:rFonts w:ascii="돋움체" w:eastAsia="돋움체" w:cs="돋움체"/>
-          <w:color w:val="000000"/>
-          <w:kern w:val="0"/>
-          <w:sz w:val="19"/>
-          <w:szCs w:val="19"/>
-        </w:rPr>
-        <w:t>alert(</w:t>
-      </w:r>
-      <w:proofErr w:type="gramEnd"/>
-      <w:r>
-        <w:rPr>
-          <w:rFonts w:ascii="돋움체" w:eastAsia="돋움체" w:cs="돋움체"/>
-          <w:color w:val="000000"/>
-          <w:kern w:val="0"/>
-          <w:sz w:val="19"/>
-          <w:szCs w:val="19"/>
-        </w:rPr>
-        <w:t>3);</w:t>
-      </w:r>
-    </w:p>
-    <w:p>
-      <w:pPr>
-        <w:wordWrap/>
-        <w:adjustRightInd w:val="0"/>
-        <w:spacing w:after="0" w:line="240" w:lineRule="auto"/>
-        <w:ind w:leftChars="800" w:left="1600"/>
-        <w:jc w:val="left"/>
-        <w:rPr>
-          <w:rFonts w:ascii="돋움체" w:eastAsia="돋움체" w:cs="돋움체"/>
-          <w:color w:val="000000"/>
-          <w:kern w:val="0"/>
-          <w:sz w:val="19"/>
-          <w:szCs w:val="19"/>
-        </w:rPr>
-      </w:pPr>
-      <w:r>
-        <w:rPr>
-          <w:rFonts w:ascii="돋움체" w:eastAsia="돋움체" w:cs="돋움체"/>
-          <w:color w:val="000000"/>
-          <w:kern w:val="0"/>
-          <w:sz w:val="19"/>
-          <w:szCs w:val="19"/>
-        </w:rPr>
-        <w:t xml:space="preserve">        </w:t>
-      </w:r>
-      <w:proofErr w:type="spellStart"/>
-      <w:proofErr w:type="gramStart"/>
-      <w:r>
-        <w:rPr>
-          <w:rFonts w:ascii="돋움체" w:eastAsia="돋움체" w:cs="돋움체"/>
-          <w:color w:val="000000"/>
-          <w:kern w:val="0"/>
-          <w:sz w:val="19"/>
-          <w:szCs w:val="19"/>
-        </w:rPr>
-        <w:t>document.write</w:t>
-      </w:r>
-      <w:proofErr w:type="spellEnd"/>
-      <w:proofErr w:type="gramEnd"/>
-      <w:r>
-        <w:rPr>
-          <w:rFonts w:ascii="돋움체" w:eastAsia="돋움체" w:cs="돋움체"/>
-          <w:color w:val="000000"/>
-          <w:kern w:val="0"/>
-          <w:sz w:val="19"/>
-          <w:szCs w:val="19"/>
-        </w:rPr>
-        <w:t>(</w:t>
-      </w:r>
-      <w:r>
-        <w:rPr>
-          <w:rFonts w:ascii="돋움체" w:eastAsia="돋움체" w:cs="돋움체"/>
-          <w:color w:val="A31515"/>
-          <w:kern w:val="0"/>
-          <w:sz w:val="19"/>
-          <w:szCs w:val="19"/>
-        </w:rPr>
-        <w:t>'</w:t>
-      </w:r>
-      <w:proofErr w:type="spellStart"/>
-      <w:r>
-        <w:rPr>
-          <w:rFonts w:ascii="돋움체" w:eastAsia="돋움체" w:cs="돋움체"/>
-          <w:color w:val="A31515"/>
-          <w:kern w:val="0"/>
-          <w:sz w:val="19"/>
-          <w:szCs w:val="19"/>
-        </w:rPr>
-        <w:t>al_pha</w:t>
-      </w:r>
-      <w:proofErr w:type="spellEnd"/>
-      <w:r>
-        <w:rPr>
-          <w:rFonts w:ascii="돋움체" w:eastAsia="돋움체" w:cs="돋움체"/>
-          <w:color w:val="A31515"/>
-          <w:kern w:val="0"/>
-          <w:sz w:val="19"/>
-          <w:szCs w:val="19"/>
-        </w:rPr>
-        <w:t xml:space="preserve"> </w:t>
+        <w:t xml:space="preserve">'al_pha </w:t>
       </w:r>
       <w:r>
         <w:rPr>
@@ -4672,29 +4071,7 @@
           <w:sz w:val="19"/>
           <w:szCs w:val="19"/>
         </w:rPr>
-        <w:t xml:space="preserve"> + </w:t>
-      </w:r>
-      <w:proofErr w:type="spellStart"/>
-      <w:r>
-        <w:rPr>
-          <w:rFonts w:ascii="돋움체" w:eastAsia="돋움체" w:cs="돋움체"/>
-          <w:color w:val="000000"/>
-          <w:kern w:val="0"/>
-          <w:sz w:val="19"/>
-          <w:szCs w:val="19"/>
-        </w:rPr>
-        <w:t>al_pha</w:t>
-      </w:r>
-      <w:proofErr w:type="spellEnd"/>
-      <w:r>
-        <w:rPr>
-          <w:rFonts w:ascii="돋움체" w:eastAsia="돋움체" w:cs="돋움체"/>
-          <w:color w:val="000000"/>
-          <w:kern w:val="0"/>
-          <w:sz w:val="19"/>
-          <w:szCs w:val="19"/>
-        </w:rPr>
-        <w:t>);</w:t>
+        <w:t xml:space="preserve"> + al_pha);</w:t>
       </w:r>
     </w:p>
     <w:p>
@@ -4918,20 +4295,8 @@
           <w:sz w:val="19"/>
           <w:szCs w:val="19"/>
         </w:rPr>
-        <w:t>'</w:t>
-      </w:r>
-      <w:proofErr w:type="spellStart"/>
-      <w:r>
-        <w:rPr>
-          <w:rFonts w:ascii="돋움체" w:eastAsia="돋움체" w:cs="돋움체"/>
-          <w:color w:val="A31515"/>
-          <w:kern w:val="0"/>
-          <w:sz w:val="19"/>
-          <w:szCs w:val="19"/>
-        </w:rPr>
-        <w:t>al_pha</w:t>
-      </w:r>
-      <w:proofErr w:type="spellEnd"/>
+        <w:t>'al_pha</w:t>
+      </w:r>
       <w:r>
         <w:rPr>
           <w:rFonts w:ascii="돋움체" w:eastAsia="돋움체" w:cs="돋움체" w:hint="eastAsia"/>
@@ -4980,29 +4345,7 @@
           <w:sz w:val="19"/>
           <w:szCs w:val="19"/>
         </w:rPr>
-        <w:t>+</w:t>
-      </w:r>
-      <w:proofErr w:type="spellStart"/>
-      <w:r>
-        <w:rPr>
-          <w:rFonts w:ascii="돋움체" w:eastAsia="돋움체" w:cs="돋움체"/>
-          <w:color w:val="000000"/>
-          <w:kern w:val="0"/>
-          <w:sz w:val="19"/>
-          <w:szCs w:val="19"/>
-        </w:rPr>
-        <w:t>al_pha</w:t>
-      </w:r>
-      <w:proofErr w:type="spellEnd"/>
-      <w:r>
-        <w:rPr>
-          <w:rFonts w:ascii="돋움체" w:eastAsia="돋움체" w:cs="돋움체"/>
-          <w:color w:val="000000"/>
-          <w:kern w:val="0"/>
-          <w:sz w:val="19"/>
-          <w:szCs w:val="19"/>
-        </w:rPr>
-        <w:t>);</w:t>
+        <w:t>+al_pha);</w:t>
       </w:r>
       <w:r>
         <w:rPr>
@@ -5171,6 +4514,7 @@
                     <a:ln>
                       <a:noFill/>
                     </a:ln>
+                    <a:extLst/>
                   </pic:spPr>
                 </pic:pic>
               </a:graphicData>
@@ -5193,29 +4537,15 @@
         <w:rPr>
           <w:rFonts w:hint="eastAsia"/>
         </w:rPr>
-        <w:t xml:space="preserve">인터넷 </w:t>
-      </w:r>
-      <w:proofErr w:type="spellStart"/>
+        <w:t xml:space="preserve">인터넷 익스플로어: 인터넷 옵션 중 </w:t>
+      </w:r>
+      <w:r>
+        <w:t>“</w:t>
+      </w:r>
       <w:r>
         <w:rPr>
           <w:rFonts w:hint="eastAsia"/>
         </w:rPr>
-        <w:t>익스플로어</w:t>
-      </w:r>
-      <w:proofErr w:type="spellEnd"/>
-      <w:r>
-        <w:rPr>
-          <w:rFonts w:hint="eastAsia"/>
-        </w:rPr>
-        <w:t xml:space="preserve">: 인터넷 옵션 중 </w:t>
-      </w:r>
-      <w:r>
-        <w:t>“</w:t>
-      </w:r>
-      <w:r>
-        <w:rPr>
-          <w:rFonts w:hint="eastAsia"/>
-        </w:rPr>
         <w:t>스크립트 디버깅 사용 안 함과 스크립트 디버깅 사용 안 함(기타) 해제</w:t>
       </w:r>
     </w:p>
@@ -5282,29 +4612,7 @@
           <w:sz w:val="19"/>
           <w:szCs w:val="19"/>
         </w:rPr>
-        <w:t>="</w:t>
-      </w:r>
-      <w:proofErr w:type="spellStart"/>
-      <w:r>
-        <w:rPr>
-          <w:rFonts w:ascii="돋움체" w:hAnsi="돋움체" w:cs="돋움체"/>
-          <w:color w:val="0000FF"/>
-          <w:kern w:val="0"/>
-          <w:sz w:val="19"/>
-          <w:szCs w:val="19"/>
-        </w:rPr>
-        <w:t>en</w:t>
-      </w:r>
-      <w:proofErr w:type="spellEnd"/>
-      <w:r>
-        <w:rPr>
-          <w:rFonts w:ascii="돋움체" w:hAnsi="돋움체" w:cs="돋움체"/>
-          <w:color w:val="0000FF"/>
-          <w:kern w:val="0"/>
-          <w:sz w:val="19"/>
-          <w:szCs w:val="19"/>
-        </w:rPr>
-        <w:t>"</w:t>
+        <w:t>="en"</w:t>
       </w:r>
       <w:r>
         <w:rPr>
@@ -5316,7 +4624,6 @@
         </w:rPr>
         <w:t xml:space="preserve"> </w:t>
       </w:r>
-      <w:proofErr w:type="spellStart"/>
       <w:r>
         <w:rPr>
           <w:rFonts w:ascii="돋움체" w:hAnsi="돋움체" w:cs="돋움체"/>
@@ -5327,7 +4634,6 @@
         </w:rPr>
         <w:t>xmlns</w:t>
       </w:r>
-      <w:proofErr w:type="spellEnd"/>
       <w:r>
         <w:rPr>
           <w:rFonts w:ascii="돋움체" w:hAnsi="돋움체" w:cs="돋움체"/>
@@ -5723,73 +5029,7 @@
           <w:sz w:val="19"/>
           <w:szCs w:val="19"/>
         </w:rPr>
-        <w:t xml:space="preserve"> </w:t>
-      </w:r>
-      <w:proofErr w:type="spellStart"/>
-      <w:r>
-        <w:rPr>
-          <w:rFonts w:ascii="돋움체" w:hAnsi="돋움체" w:cs="돋움체"/>
-          <w:color w:val="000000"/>
-          <w:kern w:val="0"/>
-          <w:sz w:val="19"/>
-          <w:szCs w:val="19"/>
-        </w:rPr>
-        <w:t>i</w:t>
-      </w:r>
-      <w:proofErr w:type="spellEnd"/>
-      <w:r>
-        <w:rPr>
-          <w:rFonts w:ascii="돋움체" w:hAnsi="돋움체" w:cs="돋움체"/>
-          <w:color w:val="000000"/>
-          <w:kern w:val="0"/>
-          <w:sz w:val="19"/>
-          <w:szCs w:val="19"/>
-        </w:rPr>
-        <w:t xml:space="preserve"> = 0; </w:t>
-      </w:r>
-      <w:proofErr w:type="spellStart"/>
-      <w:r>
-        <w:rPr>
-          <w:rFonts w:ascii="돋움체" w:hAnsi="돋움체" w:cs="돋움체"/>
-          <w:color w:val="000000"/>
-          <w:kern w:val="0"/>
-          <w:sz w:val="19"/>
-          <w:szCs w:val="19"/>
-        </w:rPr>
-        <w:t>i</w:t>
-      </w:r>
-      <w:proofErr w:type="spellEnd"/>
-      <w:r>
-        <w:rPr>
-          <w:rFonts w:ascii="돋움체" w:hAnsi="돋움체" w:cs="돋움체"/>
-          <w:color w:val="000000"/>
-          <w:kern w:val="0"/>
-          <w:sz w:val="19"/>
-          <w:szCs w:val="19"/>
-        </w:rPr>
-        <w:t xml:space="preserve"> &lt; 10; </w:t>
-      </w:r>
-      <w:proofErr w:type="spellStart"/>
-      <w:r>
-        <w:rPr>
-          <w:rFonts w:ascii="돋움체" w:hAnsi="돋움체" w:cs="돋움체"/>
-          <w:color w:val="000000"/>
-          <w:kern w:val="0"/>
-          <w:sz w:val="19"/>
-          <w:szCs w:val="19"/>
-        </w:rPr>
-        <w:t>i</w:t>
-      </w:r>
-      <w:proofErr w:type="spellEnd"/>
-      <w:r>
-        <w:rPr>
-          <w:rFonts w:ascii="돋움체" w:hAnsi="돋움체" w:cs="돋움체"/>
-          <w:color w:val="000000"/>
-          <w:kern w:val="0"/>
-          <w:sz w:val="19"/>
-          <w:szCs w:val="19"/>
-        </w:rPr>
-        <w:t>++) {</w:t>
+        <w:t xml:space="preserve"> i = 0; i &lt; 10; i++) {</w:t>
       </w:r>
     </w:p>
     <w:p>
@@ -5815,29 +5055,7 @@
           <w:sz w:val="19"/>
           <w:szCs w:val="19"/>
         </w:rPr>
-        <w:t xml:space="preserve">      sum += </w:t>
-      </w:r>
-      <w:proofErr w:type="spellStart"/>
-      <w:r>
-        <w:rPr>
-          <w:rFonts w:ascii="돋움체" w:hAnsi="돋움체" w:cs="돋움체"/>
-          <w:color w:val="000000"/>
-          <w:kern w:val="0"/>
-          <w:sz w:val="19"/>
-          <w:szCs w:val="19"/>
-        </w:rPr>
-        <w:t>i</w:t>
-      </w:r>
-      <w:proofErr w:type="spellEnd"/>
-      <w:r>
-        <w:rPr>
-          <w:rFonts w:ascii="돋움체" w:hAnsi="돋움체" w:cs="돋움체"/>
-          <w:color w:val="000000"/>
-          <w:kern w:val="0"/>
-          <w:sz w:val="19"/>
-          <w:szCs w:val="19"/>
-        </w:rPr>
-        <w:t>;</w:t>
+        <w:t xml:space="preserve">      sum += i;</w:t>
       </w:r>
     </w:p>
     <w:p>
@@ -5863,20 +5081,8 @@
           <w:sz w:val="19"/>
           <w:szCs w:val="19"/>
         </w:rPr>
-        <w:t xml:space="preserve">      </w:t>
-      </w:r>
-      <w:proofErr w:type="gramStart"/>
-      <w:r>
-        <w:rPr>
-          <w:rFonts w:ascii="돋움체" w:hAnsi="돋움체" w:cs="돋움체"/>
-          <w:color w:val="000000"/>
-          <w:kern w:val="0"/>
-          <w:sz w:val="19"/>
-          <w:szCs w:val="19"/>
-        </w:rPr>
-        <w:t>console.log(</w:t>
-      </w:r>
-      <w:proofErr w:type="gramEnd"/>
+        <w:t xml:space="preserve">      console.log(</w:t>
+      </w:r>
       <w:r>
         <w:rPr>
           <w:rFonts w:ascii="돋움체" w:hAnsi="돋움체" w:cs="돋움체"/>
@@ -5885,9 +5091,18 @@
           <w:sz w:val="19"/>
           <w:szCs w:val="19"/>
         </w:rPr>
-        <w:t>"</w:t>
-      </w:r>
-      <w:proofErr w:type="spellStart"/>
+        <w:t>"i = "</w:t>
+      </w:r>
+      <w:r>
+        <w:rPr>
+          <w:rFonts w:ascii="돋움체" w:hAnsi="돋움체" w:cs="돋움체"/>
+          <w:color w:val="000000"/>
+          <w:kern w:val="0"/>
+          <w:sz w:val="19"/>
+          <w:szCs w:val="19"/>
+        </w:rPr>
+        <w:t xml:space="preserve"> + i+</w:t>
+      </w:r>
       <w:r>
         <w:rPr>
           <w:rFonts w:ascii="돋움체" w:hAnsi="돋움체" w:cs="돋움체"/>
@@ -5896,59 +5111,6 @@
           <w:sz w:val="19"/>
           <w:szCs w:val="19"/>
         </w:rPr>
-        <w:t>i</w:t>
-      </w:r>
-      <w:proofErr w:type="spellEnd"/>
-      <w:r>
-        <w:rPr>
-          <w:rFonts w:ascii="돋움체" w:hAnsi="돋움체" w:cs="돋움체"/>
-          <w:color w:val="A31515"/>
-          <w:kern w:val="0"/>
-          <w:sz w:val="19"/>
-          <w:szCs w:val="19"/>
-        </w:rPr>
-        <w:t xml:space="preserve"> = "</w:t>
-      </w:r>
-      <w:r>
-        <w:rPr>
-          <w:rFonts w:ascii="돋움체" w:hAnsi="돋움체" w:cs="돋움체"/>
-          <w:color w:val="000000"/>
-          <w:kern w:val="0"/>
-          <w:sz w:val="19"/>
-          <w:szCs w:val="19"/>
-        </w:rPr>
-        <w:t xml:space="preserve"> + </w:t>
-      </w:r>
-      <w:proofErr w:type="spellStart"/>
-      <w:r>
-        <w:rPr>
-          <w:rFonts w:ascii="돋움체" w:hAnsi="돋움체" w:cs="돋움체"/>
-          <w:color w:val="000000"/>
-          <w:kern w:val="0"/>
-          <w:sz w:val="19"/>
-          <w:szCs w:val="19"/>
-        </w:rPr>
-        <w:t>i</w:t>
-      </w:r>
-      <w:proofErr w:type="spellEnd"/>
-      <w:r>
-        <w:rPr>
-          <w:rFonts w:ascii="돋움체" w:hAnsi="돋움체" w:cs="돋움체"/>
-          <w:color w:val="000000"/>
-          <w:kern w:val="0"/>
-          <w:sz w:val="19"/>
-          <w:szCs w:val="19"/>
-        </w:rPr>
-        <w:t>+</w:t>
-      </w:r>
-      <w:r>
-        <w:rPr>
-          <w:rFonts w:ascii="돋움체" w:hAnsi="돋움체" w:cs="돋움체"/>
-          <w:color w:val="A31515"/>
-          <w:kern w:val="0"/>
-          <w:sz w:val="19"/>
-          <w:szCs w:val="19"/>
-        </w:rPr>
         <w:t>", sum = "</w:t>
       </w:r>
       <w:r>
@@ -6011,31 +5173,7 @@
           <w:sz w:val="19"/>
           <w:szCs w:val="19"/>
         </w:rPr>
-        <w:t xml:space="preserve">    </w:t>
-      </w:r>
-      <w:proofErr w:type="spellStart"/>
-      <w:proofErr w:type="gramStart"/>
-      <w:r>
-        <w:rPr>
-          <w:rFonts w:ascii="돋움체" w:hAnsi="돋움체" w:cs="돋움체"/>
-          <w:color w:val="000000"/>
-          <w:kern w:val="0"/>
-          <w:sz w:val="19"/>
-          <w:szCs w:val="19"/>
-        </w:rPr>
-        <w:t>document.write</w:t>
-      </w:r>
-      <w:proofErr w:type="spellEnd"/>
-      <w:proofErr w:type="gramEnd"/>
-      <w:r>
-        <w:rPr>
-          <w:rFonts w:ascii="돋움체" w:hAnsi="돋움체" w:cs="돋움체"/>
-          <w:color w:val="000000"/>
-          <w:kern w:val="0"/>
-          <w:sz w:val="19"/>
-          <w:szCs w:val="19"/>
-        </w:rPr>
-        <w:t>(</w:t>
+        <w:t xml:space="preserve">    document.write(</w:t>
       </w:r>
       <w:r>
         <w:rPr>
@@ -6281,7 +5419,7 @@
 </file>
 
 <file path=word/endnotes.xml><?xml version="1.0" encoding="utf-8"?>
-<w:endnotes xmlns:wpc="http://schemas.microsoft.com/office/word/2010/wordprocessingCanvas" xmlns:cx="http://schemas.microsoft.com/office/drawing/2014/chartex" xmlns:cx1="http://schemas.microsoft.com/office/drawing/2015/9/8/chartex" xmlns:cx2="http://schemas.microsoft.com/office/drawing/2015/10/21/chartex" xmlns:cx3="http://schemas.microsoft.com/office/drawing/2016/5/9/chartex" xmlns:cx4="http://schemas.microsoft.com/office/drawing/2016/5/10/chartex" xmlns:cx5="http://schemas.microsoft.com/office/drawing/2016/5/11/chartex" xmlns:cx6="http://schemas.microsoft.com/office/drawing/2016/5/12/chartex" xmlns:cx7="http://schemas.microsoft.com/office/drawing/2016/5/13/chartex" xmlns:cx8="http://schemas.microsoft.com/office/drawing/2016/5/14/chartex" xmlns:mc="http://schemas.openxmlformats.org/markup-compatibility/2006" xmlns:aink="http://schemas.microsoft.com/office/drawing/2016/ink" xmlns:am3d="http://schemas.microsoft.com/office/drawing/2017/model3d" xmlns:o="urn:schemas-microsoft-com:office:office" xmlns:oel="http://schemas.microsoft.com/office/2019/extlst" xmlns:r="http://schemas.openxmlformats.org/officeDocument/2006/relationships" xmlns:m="http://schemas.openxmlformats.org/officeDocument/2006/math" xmlns:v="urn:schemas-microsoft-com:vml" xmlns:wp14="http://schemas.microsoft.com/office/word/2010/wordprocessingDrawing" xmlns:wp="http://schemas.openxmlformats.org/drawingml/2006/wordprocessingDrawing" xmlns:w10="urn:schemas-microsoft-com:office:word" xmlns:w="http://schemas.openxmlformats.org/wordprocessingml/2006/main" xmlns:w14="http://schemas.microsoft.com/office/word/2010/wordml" xmlns:w15="http://schemas.microsoft.com/office/word/2012/wordml" xmlns:w16cex="http://schemas.microsoft.com/office/word/2018/wordml/cex" xmlns:w16cid="http://schemas.microsoft.com/office/word/2016/wordml/cid" xmlns:w16="http://schemas.microsoft.com/office/word/2018/wordml" xmlns:w16du="http://schemas.microsoft.com/office/word/2023/wordml/word16du" xmlns:w16sdtdh="http://schemas.microsoft.com/office/word/2020/wordml/sdtdatahash" xmlns:w16sdtfl="http://schemas.microsoft.com/office/word/2024/wordml/sdtformatlock" xmlns:w16se="http://schemas.microsoft.com/office/word/2015/wordml/symex" xmlns:wpg="http://schemas.microsoft.com/office/word/2010/wordprocessingGroup" xmlns:wpi="http://schemas.microsoft.com/office/word/2010/wordprocessingInk" xmlns:wne="http://schemas.microsoft.com/office/word/2006/wordml" xmlns:wps="http://schemas.microsoft.com/office/word/2010/wordprocessingShape" mc:Ignorable="w14 w15 w16se w16cid w16 w16cex w16sdtdh w16sdtfl w16du wp14">
+<w:endnotes xmlns:wpc="http://schemas.microsoft.com/office/word/2010/wordprocessingCanvas" xmlns:cx="http://schemas.microsoft.com/office/drawing/2014/chartex" xmlns:mc="http://schemas.openxmlformats.org/markup-compatibility/2006" xmlns:o="urn:schemas-microsoft-com:office:office" xmlns:r="http://schemas.openxmlformats.org/officeDocument/2006/relationships" xmlns:m="http://schemas.openxmlformats.org/officeDocument/2006/math" xmlns:v="urn:schemas-microsoft-com:vml" xmlns:wp14="http://schemas.microsoft.com/office/word/2010/wordprocessingDrawing" xmlns:wp="http://schemas.openxmlformats.org/drawingml/2006/wordprocessingDrawing" xmlns:w10="urn:schemas-microsoft-com:office:word" xmlns:w="http://schemas.openxmlformats.org/wordprocessingml/2006/main" xmlns:w14="http://schemas.microsoft.com/office/word/2010/wordml" xmlns:w15="http://schemas.microsoft.com/office/word/2012/wordml" xmlns:w16se="http://schemas.microsoft.com/office/word/2015/wordml/symex" xmlns:wpg="http://schemas.microsoft.com/office/word/2010/wordprocessingGroup" xmlns:wpi="http://schemas.microsoft.com/office/word/2010/wordprocessingInk" xmlns:wne="http://schemas.microsoft.com/office/word/2006/wordml" xmlns:wps="http://schemas.microsoft.com/office/word/2010/wordprocessingShape" mc:Ignorable="w14 w15 w16se wp14">
   <w:endnote w:type="separator" w:id="-1">
     <w:p>
       <w:pPr>
@@ -6306,7 +5444,7 @@
 </file>
 
 <file path=word/footer1.xml><?xml version="1.0" encoding="utf-8"?>
-<w:ftr xmlns:wpc="http://schemas.microsoft.com/office/word/2010/wordprocessingCanvas" xmlns:cx="http://schemas.microsoft.com/office/drawing/2014/chartex" xmlns:cx1="http://schemas.microsoft.com/office/drawing/2015/9/8/chartex" xmlns:cx2="http://schemas.microsoft.com/office/drawing/2015/10/21/chartex" xmlns:cx3="http://schemas.microsoft.com/office/drawing/2016/5/9/chartex" xmlns:cx4="http://schemas.microsoft.com/office/drawing/2016/5/10/chartex" xmlns:cx5="http://schemas.microsoft.com/office/drawing/2016/5/11/chartex" xmlns:cx6="http://schemas.microsoft.com/office/drawing/2016/5/12/chartex" xmlns:cx7="http://schemas.microsoft.com/office/drawing/2016/5/13/chartex" xmlns:cx8="http://schemas.microsoft.com/office/drawing/2016/5/14/chartex" xmlns:mc="http://schemas.openxmlformats.org/markup-compatibility/2006" xmlns:aink="http://schemas.microsoft.com/office/drawing/2016/ink" xmlns:am3d="http://schemas.microsoft.com/office/drawing/2017/model3d" xmlns:o="urn:schemas-microsoft-com:office:office" xmlns:oel="http://schemas.microsoft.com/office/2019/extlst" xmlns:r="http://schemas.openxmlformats.org/officeDocument/2006/relationships" xmlns:m="http://schemas.openxmlformats.org/officeDocument/2006/math" xmlns:v="urn:schemas-microsoft-com:vml" xmlns:wp14="http://schemas.microsoft.com/office/word/2010/wordprocessingDrawing" xmlns:wp="http://schemas.openxmlformats.org/drawingml/2006/wordprocessingDrawing" xmlns:w10="urn:schemas-microsoft-com:office:word" xmlns:w="http://schemas.openxmlformats.org/wordprocessingml/2006/main" xmlns:w14="http://schemas.microsoft.com/office/word/2010/wordml" xmlns:w15="http://schemas.microsoft.com/office/word/2012/wordml" xmlns:w16cex="http://schemas.microsoft.com/office/word/2018/wordml/cex" xmlns:w16cid="http://schemas.microsoft.com/office/word/2016/wordml/cid" xmlns:w16="http://schemas.microsoft.com/office/word/2018/wordml" xmlns:w16du="http://schemas.microsoft.com/office/word/2023/wordml/word16du" xmlns:w16sdtdh="http://schemas.microsoft.com/office/word/2020/wordml/sdtdatahash" xmlns:w16sdtfl="http://schemas.microsoft.com/office/word/2024/wordml/sdtformatlock" xmlns:w16se="http://schemas.microsoft.com/office/word/2015/wordml/symex" xmlns:wpg="http://schemas.microsoft.com/office/word/2010/wordprocessingGroup" xmlns:wpi="http://schemas.microsoft.com/office/word/2010/wordprocessingInk" xmlns:wne="http://schemas.microsoft.com/office/word/2006/wordml" xmlns:wps="http://schemas.microsoft.com/office/word/2010/wordprocessingShape" mc:Ignorable="w14 w15 w16se w16cid w16 w16cex w16sdtdh w16sdtfl w16du wp14">
+<w:ftr xmlns:wpc="http://schemas.microsoft.com/office/word/2010/wordprocessingCanvas" xmlns:cx="http://schemas.microsoft.com/office/drawing/2014/chartex" xmlns:mc="http://schemas.openxmlformats.org/markup-compatibility/2006" xmlns:o="urn:schemas-microsoft-com:office:office" xmlns:r="http://schemas.openxmlformats.org/officeDocument/2006/relationships" xmlns:m="http://schemas.openxmlformats.org/officeDocument/2006/math" xmlns:v="urn:schemas-microsoft-com:vml" xmlns:wp14="http://schemas.microsoft.com/office/word/2010/wordprocessingDrawing" xmlns:wp="http://schemas.openxmlformats.org/drawingml/2006/wordprocessingDrawing" xmlns:w10="urn:schemas-microsoft-com:office:word" xmlns:w="http://schemas.openxmlformats.org/wordprocessingml/2006/main" xmlns:w14="http://schemas.microsoft.com/office/word/2010/wordml" xmlns:w15="http://schemas.microsoft.com/office/word/2012/wordml" xmlns:w16se="http://schemas.microsoft.com/office/word/2015/wordml/symex" xmlns:wpg="http://schemas.microsoft.com/office/word/2010/wordprocessingGroup" xmlns:wpi="http://schemas.microsoft.com/office/word/2010/wordprocessingInk" xmlns:wne="http://schemas.microsoft.com/office/word/2006/wordml" xmlns:wps="http://schemas.microsoft.com/office/word/2010/wordprocessingShape" mc:Ignorable="w14 w15 w16se wp14">
   <w:sdt>
     <w:sdtPr>
       <w:id w:val="1307052138"/>
@@ -6315,6 +5453,7 @@
         <w:docPartUnique/>
       </w:docPartObj>
     </w:sdtPr>
+    <w:sdtEndPr/>
     <w:sdtContent>
       <w:p>
         <w:pPr>
@@ -6352,7 +5491,7 @@
 </file>
 
 <file path=word/footnotes.xml><?xml version="1.0" encoding="utf-8"?>
-<w:footnotes xmlns:wpc="http://schemas.microsoft.com/office/word/2010/wordprocessingCanvas" xmlns:cx="http://schemas.microsoft.com/office/drawing/2014/chartex" xmlns:cx1="http://schemas.microsoft.com/office/drawing/2015/9/8/chartex" xmlns:cx2="http://schemas.microsoft.com/office/drawing/2015/10/21/chartex" xmlns:cx3="http://schemas.microsoft.com/office/drawing/2016/5/9/chartex" xmlns:cx4="http://schemas.microsoft.com/office/drawing/2016/5/10/chartex" xmlns:cx5="http://schemas.microsoft.com/office/drawing/2016/5/11/chartex" xmlns:cx6="http://schemas.microsoft.com/office/drawing/2016/5/12/chartex" xmlns:cx7="http://schemas.microsoft.com/office/drawing/2016/5/13/chartex" xmlns:cx8="http://schemas.microsoft.com/office/drawing/2016/5/14/chartex" xmlns:mc="http://schemas.openxmlformats.org/markup-compatibility/2006" xmlns:aink="http://schemas.microsoft.com/office/drawing/2016/ink" xmlns:am3d="http://schemas.microsoft.com/office/drawing/2017/model3d" xmlns:o="urn:schemas-microsoft-com:office:office" xmlns:oel="http://schemas.microsoft.com/office/2019/extlst" xmlns:r="http://schemas.openxmlformats.org/officeDocument/2006/relationships" xmlns:m="http://schemas.openxmlformats.org/officeDocument/2006/math" xmlns:v="urn:schemas-microsoft-com:vml" xmlns:wp14="http://schemas.microsoft.com/office/word/2010/wordprocessingDrawing" xmlns:wp="http://schemas.openxmlformats.org/drawingml/2006/wordprocessingDrawing" xmlns:w10="urn:schemas-microsoft-com:office:word" xmlns:w="http://schemas.openxmlformats.org/wordprocessingml/2006/main" xmlns:w14="http://schemas.microsoft.com/office/word/2010/wordml" xmlns:w15="http://schemas.microsoft.com/office/word/2012/wordml" xmlns:w16cex="http://schemas.microsoft.com/office/word/2018/wordml/cex" xmlns:w16cid="http://schemas.microsoft.com/office/word/2016/wordml/cid" xmlns:w16="http://schemas.microsoft.com/office/word/2018/wordml" xmlns:w16du="http://schemas.microsoft.com/office/word/2023/wordml/word16du" xmlns:w16sdtdh="http://schemas.microsoft.com/office/word/2020/wordml/sdtdatahash" xmlns:w16sdtfl="http://schemas.microsoft.com/office/word/2024/wordml/sdtformatlock" xmlns:w16se="http://schemas.microsoft.com/office/word/2015/wordml/symex" xmlns:wpg="http://schemas.microsoft.com/office/word/2010/wordprocessingGroup" xmlns:wpi="http://schemas.microsoft.com/office/word/2010/wordprocessingInk" xmlns:wne="http://schemas.microsoft.com/office/word/2006/wordml" xmlns:wps="http://schemas.microsoft.com/office/word/2010/wordprocessingShape" mc:Ignorable="w14 w15 w16se w16cid w16 w16cex w16sdtdh w16sdtfl w16du wp14">
+<w:footnotes xmlns:wpc="http://schemas.microsoft.com/office/word/2010/wordprocessingCanvas" xmlns:cx="http://schemas.microsoft.com/office/drawing/2014/chartex" xmlns:mc="http://schemas.openxmlformats.org/markup-compatibility/2006" xmlns:o="urn:schemas-microsoft-com:office:office" xmlns:r="http://schemas.openxmlformats.org/officeDocument/2006/relationships" xmlns:m="http://schemas.openxmlformats.org/officeDocument/2006/math" xmlns:v="urn:schemas-microsoft-com:vml" xmlns:wp14="http://schemas.microsoft.com/office/word/2010/wordprocessingDrawing" xmlns:wp="http://schemas.openxmlformats.org/drawingml/2006/wordprocessingDrawing" xmlns:w10="urn:schemas-microsoft-com:office:word" xmlns:w="http://schemas.openxmlformats.org/wordprocessingml/2006/main" xmlns:w14="http://schemas.microsoft.com/office/word/2010/wordml" xmlns:w15="http://schemas.microsoft.com/office/word/2012/wordml" xmlns:w16se="http://schemas.microsoft.com/office/word/2015/wordml/symex" xmlns:wpg="http://schemas.microsoft.com/office/word/2010/wordprocessingGroup" xmlns:wpi="http://schemas.microsoft.com/office/word/2010/wordprocessingInk" xmlns:wne="http://schemas.microsoft.com/office/word/2006/wordml" xmlns:wps="http://schemas.microsoft.com/office/word/2010/wordprocessingShape" mc:Ignorable="w14 w15 w16se wp14">
   <w:footnote w:type="separator" w:id="-1">
     <w:p>
       <w:pPr>
@@ -6377,7 +5516,7 @@
 </file>
 
 <file path=word/numbering.xml><?xml version="1.0" encoding="utf-8"?>
-<w:numbering xmlns:wpc="http://schemas.microsoft.com/office/word/2010/wordprocessingCanvas" xmlns:cx="http://schemas.microsoft.com/office/drawing/2014/chartex" xmlns:cx1="http://schemas.microsoft.com/office/drawing/2015/9/8/chartex" xmlns:cx2="http://schemas.microsoft.com/office/drawing/2015/10/21/chartex" xmlns:cx3="http://schemas.microsoft.com/office/drawing/2016/5/9/chartex" xmlns:cx4="http://schemas.microsoft.com/office/drawing/2016/5/10/chartex" xmlns:cx5="http://schemas.microsoft.com/office/drawing/2016/5/11/chartex" xmlns:cx6="http://schemas.microsoft.com/office/drawing/2016/5/12/chartex" xmlns:cx7="http://schemas.microsoft.com/office/drawing/2016/5/13/chartex" xmlns:cx8="http://schemas.microsoft.com/office/drawing/2016/5/14/chartex" xmlns:mc="http://schemas.openxmlformats.org/markup-compatibility/2006" xmlns:aink="http://schemas.microsoft.com/office/drawing/2016/ink" xmlns:am3d="http://schemas.microsoft.com/office/drawing/2017/model3d" xmlns:o="urn:schemas-microsoft-com:office:office" xmlns:oel="http://schemas.microsoft.com/office/2019/extlst" xmlns:r="http://schemas.openxmlformats.org/officeDocument/2006/relationships" xmlns:m="http://schemas.openxmlformats.org/officeDocument/2006/math" xmlns:v="urn:schemas-microsoft-com:vml" xmlns:wp14="http://schemas.microsoft.com/office/word/2010/wordprocessingDrawing" xmlns:wp="http://schemas.openxmlformats.org/drawingml/2006/wordprocessingDrawing" xmlns:w10="urn:schemas-microsoft-com:office:word" xmlns:w="http://schemas.openxmlformats.org/wordprocessingml/2006/main" xmlns:w14="http://schemas.microsoft.com/office/word/2010/wordml" xmlns:w15="http://schemas.microsoft.com/office/word/2012/wordml" xmlns:w16cex="http://schemas.microsoft.com/office/word/2018/wordml/cex" xmlns:w16cid="http://schemas.microsoft.com/office/word/2016/wordml/cid" xmlns:w16="http://schemas.microsoft.com/office/word/2018/wordml" xmlns:w16du="http://schemas.microsoft.com/office/word/2023/wordml/word16du" xmlns:w16sdtdh="http://schemas.microsoft.com/office/word/2020/wordml/sdtdatahash" xmlns:w16sdtfl="http://schemas.microsoft.com/office/word/2024/wordml/sdtformatlock" xmlns:w16se="http://schemas.microsoft.com/office/word/2015/wordml/symex" xmlns:wpg="http://schemas.microsoft.com/office/word/2010/wordprocessingGroup" xmlns:wpi="http://schemas.microsoft.com/office/word/2010/wordprocessingInk" xmlns:wne="http://schemas.microsoft.com/office/word/2006/wordml" xmlns:wps="http://schemas.microsoft.com/office/word/2010/wordprocessingShape" mc:Ignorable="w14 w15 w16se w16cid w16 w16cex w16sdtdh w16sdtfl w16du wp14">
+<w:numbering xmlns:wpc="http://schemas.microsoft.com/office/word/2010/wordprocessingCanvas" xmlns:cx="http://schemas.microsoft.com/office/drawing/2014/chartex" xmlns:mc="http://schemas.openxmlformats.org/markup-compatibility/2006" xmlns:o="urn:schemas-microsoft-com:office:office" xmlns:r="http://schemas.openxmlformats.org/officeDocument/2006/relationships" xmlns:m="http://schemas.openxmlformats.org/officeDocument/2006/math" xmlns:v="urn:schemas-microsoft-com:vml" xmlns:wp14="http://schemas.microsoft.com/office/word/2010/wordprocessingDrawing" xmlns:wp="http://schemas.openxmlformats.org/drawingml/2006/wordprocessingDrawing" xmlns:w10="urn:schemas-microsoft-com:office:word" xmlns:w="http://schemas.openxmlformats.org/wordprocessingml/2006/main" xmlns:w14="http://schemas.microsoft.com/office/word/2010/wordml" xmlns:w15="http://schemas.microsoft.com/office/word/2012/wordml" xmlns:w16se="http://schemas.microsoft.com/office/word/2015/wordml/symex" xmlns:wpg="http://schemas.microsoft.com/office/word/2010/wordprocessingGroup" xmlns:wpi="http://schemas.microsoft.com/office/word/2010/wordprocessingInk" xmlns:wne="http://schemas.microsoft.com/office/word/2006/wordml" xmlns:wps="http://schemas.microsoft.com/office/word/2010/wordprocessingShape" mc:Ignorable="w14 w15 w16se wp14">
   <w:abstractNum w:abstractNumId="0" w15:restartNumberingAfterBreak="0">
     <w:nsid w:val="2A326A94"/>
     <w:multiLevelType w:val="hybridMultilevel"/>
@@ -6580,17 +5719,17 @@
       </w:rPr>
     </w:lvl>
   </w:abstractNum>
-  <w:num w:numId="1" w16cid:durableId="1408646173">
+  <w:num w:numId="1">
     <w:abstractNumId w:val="1"/>
   </w:num>
-  <w:num w:numId="2" w16cid:durableId="53702819">
+  <w:num w:numId="2">
     <w:abstractNumId w:val="0"/>
   </w:num>
 </w:numbering>
 </file>
 
 <file path=word/styles.xml><?xml version="1.0" encoding="utf-8"?>
-<w:styles xmlns:mc="http://schemas.openxmlformats.org/markup-compatibility/2006" xmlns:r="http://schemas.openxmlformats.org/officeDocument/2006/relationships" xmlns:w="http://schemas.openxmlformats.org/wordprocessingml/2006/main" xmlns:w14="http://schemas.microsoft.com/office/word/2010/wordml" xmlns:w15="http://schemas.microsoft.com/office/word/2012/wordml" xmlns:w16cex="http://schemas.microsoft.com/office/word/2018/wordml/cex" xmlns:w16cid="http://schemas.microsoft.com/office/word/2016/wordml/cid" xmlns:w16="http://schemas.microsoft.com/office/word/2018/wordml" xmlns:w16du="http://schemas.microsoft.com/office/word/2023/wordml/word16du" xmlns:w16sdtdh="http://schemas.microsoft.com/office/word/2020/wordml/sdtdatahash" xmlns:w16sdtfl="http://schemas.microsoft.com/office/word/2024/wordml/sdtformatlock" xmlns:w16se="http://schemas.microsoft.com/office/word/2015/wordml/symex" mc:Ignorable="w14 w15 w16se w16cid w16 w16cex w16sdtdh w16sdtfl w16du">
+<w:styles xmlns:mc="http://schemas.openxmlformats.org/markup-compatibility/2006" xmlns:r="http://schemas.openxmlformats.org/officeDocument/2006/relationships" xmlns:w="http://schemas.openxmlformats.org/wordprocessingml/2006/main" xmlns:w14="http://schemas.microsoft.com/office/word/2010/wordml" xmlns:w15="http://schemas.microsoft.com/office/word/2012/wordml" xmlns:w16se="http://schemas.microsoft.com/office/word/2015/wordml/symex" mc:Ignorable="w14 w15 w16se">
   <w:docDefaults>
     <w:rPrDefault>
       <w:rPr>
@@ -6607,7 +5746,7 @@
       </w:pPr>
     </w:pPrDefault>
   </w:docDefaults>
-  <w:latentStyles w:defLockedState="0" w:defUIPriority="99" w:defSemiHidden="0" w:defUnhideWhenUsed="0" w:defQFormat="0" w:count="376">
+  <w:latentStyles w:defLockedState="0" w:defUIPriority="99" w:defSemiHidden="0" w:defUnhideWhenUsed="0" w:defQFormat="0" w:count="371">
     <w:lsdException w:name="Normal" w:uiPriority="0" w:qFormat="1"/>
     <w:lsdException w:name="heading 1" w:uiPriority="9" w:qFormat="1"/>
     <w:lsdException w:name="heading 2" w:semiHidden="1" w:uiPriority="9" w:unhideWhenUsed="1" w:qFormat="1"/>
@@ -6979,11 +6118,6 @@
     <w:lsdException w:name="List Table 5 Dark Accent 6" w:uiPriority="50"/>
     <w:lsdException w:name="List Table 6 Colorful Accent 6" w:uiPriority="51"/>
     <w:lsdException w:name="List Table 7 Colorful Accent 6" w:uiPriority="52"/>
-    <w:lsdException w:name="Mention" w:semiHidden="1" w:unhideWhenUsed="1"/>
-    <w:lsdException w:name="Smart Hyperlink" w:semiHidden="1" w:unhideWhenUsed="1"/>
-    <w:lsdException w:name="Hashtag" w:semiHidden="1" w:unhideWhenUsed="1"/>
-    <w:lsdException w:name="Unresolved Mention" w:semiHidden="1" w:unhideWhenUsed="1"/>
-    <w:lsdException w:name="Smart Link" w:semiHidden="1" w:unhideWhenUsed="1"/>
   </w:latentStyles>
   <w:style w:type="paragraph" w:default="1" w:styleId="a">
     <w:name w:val="Normal"/>
